--- a/templates/plananual/INGLÉS 1° A 5°/INGLÉS 5° - PROGRAMACIÓN  ANUAL.docx
+++ b/templates/plananual/INGLÉS 1° A 5°/INGLÉS 5° - PROGRAMACIÓN  ANUAL.docx
@@ -11708,6 +11708,7 @@
                 <w:szCs w:val="20"/>
               </w:rPr>
             </w:pPr>
+            <w:bookmarkStart w:id="1" w:name="_Hlk227075175"/>
             <w:r>
               <w:rPr>
                 <w:rFonts w:ascii="Arial Nova Cond" w:hAnsi="Arial Nova Cond" w:cs="Times New Roman"/>
@@ -11984,7 +11985,6 @@
           <w:tcPr>
             <w:tcW w:w="875" w:type="dxa"/>
             <w:vMerge w:val="restart"/>
-            <w:shd w:val="clear" w:color="auto" w:fill="auto"/>
             <w:vAlign w:val="center"/>
           </w:tcPr>
           <w:p>
@@ -12095,7 +12095,6 @@
         <w:tc>
           <w:tcPr>
             <w:tcW w:w="6169" w:type="dxa"/>
-            <w:shd w:val="clear" w:color="auto" w:fill="auto"/>
             <w:vAlign w:val="center"/>
           </w:tcPr>
           <w:p>
@@ -12130,7 +12129,6 @@
         <w:tc>
           <w:tcPr>
             <w:tcW w:w="2015" w:type="dxa"/>
-            <w:shd w:val="clear" w:color="auto" w:fill="auto"/>
             <w:vAlign w:val="center"/>
           </w:tcPr>
           <w:p>
@@ -12169,7 +12167,7 @@
               <w:autoSpaceDE w:val="0"/>
               <w:autoSpaceDN w:val="0"/>
               <w:adjustRightInd w:val="0"/>
-              <w:jc w:val="center"/>
+              <w:jc w:val="both"/>
               <w:rPr>
                 <w:rFonts w:ascii="Arial Nova Cond" w:hAnsi="Arial Nova Cond" w:cs="Arial"/>
                 <w:color w:val="000000"/>
@@ -12193,7 +12191,6 @@
         <w:tc>
           <w:tcPr>
             <w:tcW w:w="1337" w:type="dxa"/>
-            <w:shd w:val="clear" w:color="auto" w:fill="auto"/>
             <w:vAlign w:val="center"/>
           </w:tcPr>
           <w:p>
@@ -12232,7 +12229,6 @@
           <w:tcPr>
             <w:tcW w:w="875" w:type="dxa"/>
             <w:vMerge/>
-            <w:shd w:val="clear" w:color="auto" w:fill="auto"/>
             <w:vAlign w:val="center"/>
           </w:tcPr>
           <w:p>
@@ -12324,7 +12320,6 @@
         <w:tc>
           <w:tcPr>
             <w:tcW w:w="6169" w:type="dxa"/>
-            <w:shd w:val="clear" w:color="auto" w:fill="auto"/>
             <w:vAlign w:val="center"/>
           </w:tcPr>
           <w:p>
@@ -12359,7 +12354,6 @@
         <w:tc>
           <w:tcPr>
             <w:tcW w:w="2015" w:type="dxa"/>
-            <w:shd w:val="clear" w:color="auto" w:fill="auto"/>
             <w:vAlign w:val="center"/>
           </w:tcPr>
           <w:p>
@@ -12398,7 +12392,7 @@
               <w:autoSpaceDE w:val="0"/>
               <w:autoSpaceDN w:val="0"/>
               <w:adjustRightInd w:val="0"/>
-              <w:jc w:val="center"/>
+              <w:jc w:val="both"/>
               <w:rPr>
                 <w:rFonts w:ascii="Arial Nova Cond" w:hAnsi="Arial Nova Cond" w:cs="Arial"/>
                 <w:color w:val="000000"/>
@@ -12422,7 +12416,6 @@
         <w:tc>
           <w:tcPr>
             <w:tcW w:w="1337" w:type="dxa"/>
-            <w:shd w:val="clear" w:color="auto" w:fill="auto"/>
             <w:vAlign w:val="center"/>
           </w:tcPr>
           <w:p>
@@ -12461,7 +12454,6 @@
           <w:tcPr>
             <w:tcW w:w="875" w:type="dxa"/>
             <w:vMerge/>
-            <w:shd w:val="clear" w:color="auto" w:fill="auto"/>
             <w:vAlign w:val="center"/>
           </w:tcPr>
           <w:p>
@@ -12553,7 +12545,6 @@
         <w:tc>
           <w:tcPr>
             <w:tcW w:w="6169" w:type="dxa"/>
-            <w:shd w:val="clear" w:color="auto" w:fill="auto"/>
             <w:vAlign w:val="center"/>
           </w:tcPr>
           <w:p>
@@ -12588,7 +12579,6 @@
         <w:tc>
           <w:tcPr>
             <w:tcW w:w="2015" w:type="dxa"/>
-            <w:shd w:val="clear" w:color="auto" w:fill="auto"/>
             <w:vAlign w:val="center"/>
           </w:tcPr>
           <w:p>
@@ -12627,7 +12617,7 @@
               <w:autoSpaceDE w:val="0"/>
               <w:autoSpaceDN w:val="0"/>
               <w:adjustRightInd w:val="0"/>
-              <w:jc w:val="center"/>
+              <w:jc w:val="both"/>
               <w:rPr>
                 <w:rFonts w:ascii="Arial Nova Cond" w:hAnsi="Arial Nova Cond" w:cs="Arial"/>
                 <w:color w:val="000000"/>
@@ -12651,7 +12641,6 @@
         <w:tc>
           <w:tcPr>
             <w:tcW w:w="1337" w:type="dxa"/>
-            <w:shd w:val="clear" w:color="auto" w:fill="auto"/>
             <w:vAlign w:val="center"/>
           </w:tcPr>
           <w:p>
@@ -12690,7 +12679,6 @@
           <w:tcPr>
             <w:tcW w:w="875" w:type="dxa"/>
             <w:vMerge w:val="restart"/>
-            <w:shd w:val="clear" w:color="auto" w:fill="auto"/>
             <w:vAlign w:val="center"/>
           </w:tcPr>
           <w:p>
@@ -12793,7 +12781,6 @@
         <w:tc>
           <w:tcPr>
             <w:tcW w:w="6169" w:type="dxa"/>
-            <w:shd w:val="clear" w:color="auto" w:fill="auto"/>
             <w:vAlign w:val="center"/>
           </w:tcPr>
           <w:p>
@@ -12829,7 +12816,6 @@
         <w:tc>
           <w:tcPr>
             <w:tcW w:w="2015" w:type="dxa"/>
-            <w:shd w:val="clear" w:color="auto" w:fill="auto"/>
             <w:vAlign w:val="center"/>
           </w:tcPr>
           <w:p>
@@ -12868,7 +12854,7 @@
               <w:autoSpaceDE w:val="0"/>
               <w:autoSpaceDN w:val="0"/>
               <w:adjustRightInd w:val="0"/>
-              <w:jc w:val="center"/>
+              <w:jc w:val="both"/>
               <w:rPr>
                 <w:rFonts w:ascii="Arial Nova Cond" w:hAnsi="Arial Nova Cond" w:cs="Arial"/>
                 <w:color w:val="000000"/>
@@ -12892,7 +12878,6 @@
         <w:tc>
           <w:tcPr>
             <w:tcW w:w="1337" w:type="dxa"/>
-            <w:shd w:val="clear" w:color="auto" w:fill="auto"/>
             <w:vAlign w:val="center"/>
           </w:tcPr>
           <w:p>
@@ -12931,7 +12916,6 @@
           <w:tcPr>
             <w:tcW w:w="875" w:type="dxa"/>
             <w:vMerge/>
-            <w:shd w:val="clear" w:color="auto" w:fill="auto"/>
             <w:vAlign w:val="center"/>
           </w:tcPr>
           <w:p>
@@ -13023,7 +13007,6 @@
         <w:tc>
           <w:tcPr>
             <w:tcW w:w="6169" w:type="dxa"/>
-            <w:shd w:val="clear" w:color="auto" w:fill="auto"/>
             <w:vAlign w:val="center"/>
           </w:tcPr>
           <w:p>
@@ -13059,7 +13042,6 @@
         <w:tc>
           <w:tcPr>
             <w:tcW w:w="2015" w:type="dxa"/>
-            <w:shd w:val="clear" w:color="auto" w:fill="auto"/>
             <w:vAlign w:val="center"/>
           </w:tcPr>
           <w:p>
@@ -13098,7 +13080,7 @@
               <w:autoSpaceDE w:val="0"/>
               <w:autoSpaceDN w:val="0"/>
               <w:adjustRightInd w:val="0"/>
-              <w:jc w:val="center"/>
+              <w:jc w:val="both"/>
               <w:rPr>
                 <w:rFonts w:ascii="Arial Nova Cond" w:hAnsi="Arial Nova Cond" w:cs="Arial"/>
                 <w:color w:val="000000"/>
@@ -13122,7 +13104,6 @@
         <w:tc>
           <w:tcPr>
             <w:tcW w:w="1337" w:type="dxa"/>
-            <w:shd w:val="clear" w:color="auto" w:fill="auto"/>
             <w:vAlign w:val="center"/>
           </w:tcPr>
           <w:p>
@@ -13161,7 +13142,6 @@
           <w:tcPr>
             <w:tcW w:w="875" w:type="dxa"/>
             <w:vMerge w:val="restart"/>
-            <w:shd w:val="clear" w:color="auto" w:fill="auto"/>
             <w:vAlign w:val="center"/>
           </w:tcPr>
           <w:p>
@@ -13265,7 +13245,6 @@
         <w:tc>
           <w:tcPr>
             <w:tcW w:w="6169" w:type="dxa"/>
-            <w:shd w:val="clear" w:color="auto" w:fill="auto"/>
             <w:vAlign w:val="center"/>
           </w:tcPr>
           <w:p>
@@ -13301,7 +13280,6 @@
         <w:tc>
           <w:tcPr>
             <w:tcW w:w="2015" w:type="dxa"/>
-            <w:shd w:val="clear" w:color="auto" w:fill="auto"/>
             <w:vAlign w:val="center"/>
           </w:tcPr>
           <w:p>
@@ -13340,7 +13318,7 @@
               <w:autoSpaceDE w:val="0"/>
               <w:autoSpaceDN w:val="0"/>
               <w:adjustRightInd w:val="0"/>
-              <w:jc w:val="center"/>
+              <w:jc w:val="both"/>
               <w:rPr>
                 <w:rFonts w:ascii="Arial Nova Cond" w:hAnsi="Arial Nova Cond" w:cs="Arial"/>
                 <w:color w:val="000000"/>
@@ -13364,7 +13342,6 @@
         <w:tc>
           <w:tcPr>
             <w:tcW w:w="1337" w:type="dxa"/>
-            <w:shd w:val="clear" w:color="auto" w:fill="auto"/>
             <w:vAlign w:val="center"/>
           </w:tcPr>
           <w:p>
@@ -13403,7 +13380,6 @@
           <w:tcPr>
             <w:tcW w:w="875" w:type="dxa"/>
             <w:vMerge/>
-            <w:shd w:val="clear" w:color="auto" w:fill="auto"/>
             <w:vAlign w:val="center"/>
           </w:tcPr>
           <w:p>
@@ -13495,7 +13471,6 @@
         <w:tc>
           <w:tcPr>
             <w:tcW w:w="6169" w:type="dxa"/>
-            <w:shd w:val="clear" w:color="auto" w:fill="auto"/>
             <w:vAlign w:val="center"/>
           </w:tcPr>
           <w:p>
@@ -13530,7 +13505,6 @@
         <w:tc>
           <w:tcPr>
             <w:tcW w:w="2015" w:type="dxa"/>
-            <w:shd w:val="clear" w:color="auto" w:fill="auto"/>
             <w:vAlign w:val="center"/>
           </w:tcPr>
           <w:p>
@@ -13569,7 +13543,7 @@
               <w:autoSpaceDE w:val="0"/>
               <w:autoSpaceDN w:val="0"/>
               <w:adjustRightInd w:val="0"/>
-              <w:jc w:val="center"/>
+              <w:jc w:val="both"/>
               <w:rPr>
                 <w:rFonts w:ascii="Arial Nova Cond" w:hAnsi="Arial Nova Cond" w:cs="Arial"/>
                 <w:color w:val="000000"/>
@@ -13593,7 +13567,6 @@
         <w:tc>
           <w:tcPr>
             <w:tcW w:w="1337" w:type="dxa"/>
-            <w:shd w:val="clear" w:color="auto" w:fill="auto"/>
             <w:vAlign w:val="center"/>
           </w:tcPr>
           <w:p>
@@ -13632,7 +13605,6 @@
           <w:tcPr>
             <w:tcW w:w="875" w:type="dxa"/>
             <w:vMerge w:val="restart"/>
-            <w:shd w:val="clear" w:color="auto" w:fill="auto"/>
             <w:vAlign w:val="center"/>
           </w:tcPr>
           <w:p>
@@ -13743,7 +13715,6 @@
         <w:tc>
           <w:tcPr>
             <w:tcW w:w="6169" w:type="dxa"/>
-            <w:shd w:val="clear" w:color="auto" w:fill="auto"/>
             <w:vAlign w:val="center"/>
           </w:tcPr>
           <w:p>
@@ -13778,7 +13749,6 @@
         <w:tc>
           <w:tcPr>
             <w:tcW w:w="2015" w:type="dxa"/>
-            <w:shd w:val="clear" w:color="auto" w:fill="auto"/>
             <w:vAlign w:val="center"/>
           </w:tcPr>
           <w:p>
@@ -13817,7 +13787,7 @@
               <w:autoSpaceDE w:val="0"/>
               <w:autoSpaceDN w:val="0"/>
               <w:adjustRightInd w:val="0"/>
-              <w:jc w:val="center"/>
+              <w:jc w:val="both"/>
               <w:rPr>
                 <w:rFonts w:ascii="Arial Nova Cond" w:hAnsi="Arial Nova Cond" w:cs="Arial"/>
                 <w:color w:val="000000"/>
@@ -13841,7 +13811,6 @@
         <w:tc>
           <w:tcPr>
             <w:tcW w:w="1337" w:type="dxa"/>
-            <w:shd w:val="clear" w:color="auto" w:fill="auto"/>
             <w:vAlign w:val="center"/>
           </w:tcPr>
           <w:p>
@@ -13880,7 +13849,6 @@
           <w:tcPr>
             <w:tcW w:w="875" w:type="dxa"/>
             <w:vMerge/>
-            <w:shd w:val="clear" w:color="auto" w:fill="auto"/>
             <w:vAlign w:val="center"/>
           </w:tcPr>
           <w:p>
@@ -13980,7 +13948,6 @@
         <w:tc>
           <w:tcPr>
             <w:tcW w:w="6169" w:type="dxa"/>
-            <w:shd w:val="clear" w:color="auto" w:fill="auto"/>
             <w:vAlign w:val="center"/>
           </w:tcPr>
           <w:p>
@@ -14016,7 +13983,6 @@
         <w:tc>
           <w:tcPr>
             <w:tcW w:w="2015" w:type="dxa"/>
-            <w:shd w:val="clear" w:color="auto" w:fill="auto"/>
             <w:vAlign w:val="center"/>
           </w:tcPr>
           <w:p>
@@ -14054,7 +14020,7 @@
               <w:autoSpaceDE w:val="0"/>
               <w:autoSpaceDN w:val="0"/>
               <w:adjustRightInd w:val="0"/>
-              <w:jc w:val="center"/>
+              <w:jc w:val="both"/>
               <w:rPr>
                 <w:rFonts w:ascii="Arial Nova Cond" w:hAnsi="Arial Nova Cond" w:cs="Arial"/>
                 <w:color w:val="000000"/>
@@ -14078,7 +14044,6 @@
         <w:tc>
           <w:tcPr>
             <w:tcW w:w="1337" w:type="dxa"/>
-            <w:shd w:val="clear" w:color="auto" w:fill="auto"/>
             <w:vAlign w:val="center"/>
           </w:tcPr>
           <w:p>
@@ -14108,6 +14073,7 @@
           </w:p>
         </w:tc>
       </w:tr>
+      <w:bookmarkEnd w:id="1"/>
     </w:tbl>
     <w:p>
       <w:pPr>

--- a/templates/plananual/INGLÉS 1° A 5°/INGLÉS 5° - PROGRAMACIÓN  ANUAL.docx
+++ b/templates/plananual/INGLÉS 1° A 5°/INGLÉS 5° - PROGRAMACIÓN  ANUAL.docx
@@ -1,6 +1,6 @@
 
 <file path=word/document.xml><?xml version="1.0" encoding="utf-8"?>
-<w:document xmlns:wpc="http://schemas.microsoft.com/office/word/2010/wordprocessingCanvas" xmlns:cx="http://schemas.microsoft.com/office/drawing/2014/chartex" xmlns:cx1="http://schemas.microsoft.com/office/drawing/2015/9/8/chartex" xmlns:cx2="http://schemas.microsoft.com/office/drawing/2015/10/21/chartex" xmlns:cx3="http://schemas.microsoft.com/office/drawing/2016/5/9/chartex" xmlns:cx4="http://schemas.microsoft.com/office/drawing/2016/5/10/chartex" xmlns:cx5="http://schemas.microsoft.com/office/drawing/2016/5/11/chartex" xmlns:cx6="http://schemas.microsoft.com/office/drawing/2016/5/12/chartex" xmlns:cx7="http://schemas.microsoft.com/office/drawing/2016/5/13/chartex" xmlns:cx8="http://schemas.microsoft.com/office/drawing/2016/5/14/chartex" xmlns:mc="http://schemas.openxmlformats.org/markup-compatibility/2006" xmlns:aink="http://schemas.microsoft.com/office/drawing/2016/ink" xmlns:am3d="http://schemas.microsoft.com/office/drawing/2017/model3d" xmlns:o="urn:schemas-microsoft-com:office:office" xmlns:oel="http://schemas.microsoft.com/office/2019/extlst" xmlns:r="http://schemas.openxmlformats.org/officeDocument/2006/relationships" xmlns:m="http://schemas.openxmlformats.org/officeDocument/2006/math" xmlns:v="urn:schemas-microsoft-com:vml" xmlns:wp14="http://schemas.microsoft.com/office/word/2010/wordprocessingDrawing" xmlns:wp="http://schemas.openxmlformats.org/drawingml/2006/wordprocessingDrawing" xmlns:w10="urn:schemas-microsoft-com:office:word" xmlns:w="http://schemas.openxmlformats.org/wordprocessingml/2006/main" xmlns:w14="http://schemas.microsoft.com/office/word/2010/wordml" xmlns:w15="http://schemas.microsoft.com/office/word/2012/wordml" xmlns:w16cex="http://schemas.microsoft.com/office/word/2018/wordml/cex" xmlns:w16cid="http://schemas.microsoft.com/office/word/2016/wordml/cid" xmlns:w16="http://schemas.microsoft.com/office/word/2018/wordml" xmlns:w16du="http://schemas.microsoft.com/office/word/2023/wordml/word16du" xmlns:w16sdtdh="http://schemas.microsoft.com/office/word/2020/wordml/sdtdatahash" xmlns:w16se="http://schemas.microsoft.com/office/word/2015/wordml/symex" xmlns:wpg="http://schemas.microsoft.com/office/word/2010/wordprocessingGroup" xmlns:wpi="http://schemas.microsoft.com/office/word/2010/wordprocessingInk" xmlns:wne="http://schemas.microsoft.com/office/word/2006/wordml" xmlns:wps="http://schemas.microsoft.com/office/word/2010/wordprocessingShape" mc:Ignorable="w14 w15 w16se w16cid w16 w16cex w16sdtdh w16du wp14">
+<w:document xmlns:wpc="http://schemas.microsoft.com/office/word/2010/wordprocessingCanvas" xmlns:cx="http://schemas.microsoft.com/office/drawing/2014/chartex" xmlns:cx1="http://schemas.microsoft.com/office/drawing/2015/9/8/chartex" xmlns:cx2="http://schemas.microsoft.com/office/drawing/2015/10/21/chartex" xmlns:cx3="http://schemas.microsoft.com/office/drawing/2016/5/9/chartex" xmlns:cx4="http://schemas.microsoft.com/office/drawing/2016/5/10/chartex" xmlns:cx5="http://schemas.microsoft.com/office/drawing/2016/5/11/chartex" xmlns:cx6="http://schemas.microsoft.com/office/drawing/2016/5/12/chartex" xmlns:cx7="http://schemas.microsoft.com/office/drawing/2016/5/13/chartex" xmlns:cx8="http://schemas.microsoft.com/office/drawing/2016/5/14/chartex" xmlns:mc="http://schemas.openxmlformats.org/markup-compatibility/2006" xmlns:aink="http://schemas.microsoft.com/office/drawing/2016/ink" xmlns:am3d="http://schemas.microsoft.com/office/drawing/2017/model3d" xmlns:o="urn:schemas-microsoft-com:office:office" xmlns:oel="http://schemas.microsoft.com/office/2019/extlst" xmlns:r="http://schemas.openxmlformats.org/officeDocument/2006/relationships" xmlns:m="http://schemas.openxmlformats.org/officeDocument/2006/math" xmlns:v="urn:schemas-microsoft-com:vml" xmlns:wp14="http://schemas.microsoft.com/office/word/2010/wordprocessingDrawing" xmlns:wp="http://schemas.openxmlformats.org/drawingml/2006/wordprocessingDrawing" xmlns:w10="urn:schemas-microsoft-com:office:word" xmlns:w="http://schemas.openxmlformats.org/wordprocessingml/2006/main" xmlns:w14="http://schemas.microsoft.com/office/word/2010/wordml" xmlns:w15="http://schemas.microsoft.com/office/word/2012/wordml" xmlns:w16cex="http://schemas.microsoft.com/office/word/2018/wordml/cex" xmlns:w16cid="http://schemas.microsoft.com/office/word/2016/wordml/cid" xmlns:w16="http://schemas.microsoft.com/office/word/2018/wordml" xmlns:w16du="http://schemas.microsoft.com/office/word/2023/wordml/word16du" xmlns:w16sdtdh="http://schemas.microsoft.com/office/word/2020/wordml/sdtdatahash" xmlns:w16sdtfl="http://schemas.microsoft.com/office/word/2024/wordml/sdtformatlock" xmlns:w16se="http://schemas.microsoft.com/office/word/2015/wordml/symex" xmlns:wpg="http://schemas.microsoft.com/office/word/2010/wordprocessingGroup" xmlns:wpi="http://schemas.microsoft.com/office/word/2010/wordprocessingInk" xmlns:wne="http://schemas.microsoft.com/office/word/2006/wordml" xmlns:wps="http://schemas.microsoft.com/office/word/2010/wordprocessingShape" mc:Ignorable="w14 w15 w16se w16cid w16 w16cex w16sdtdh w16sdtfl w16du wp14">
   <w:body>
     <w:p>
       <w:pPr>
@@ -11675,13 +11675,13 @@
         <w:tblLook w:val="04A0" w:firstRow="1" w:lastRow="0" w:firstColumn="1" w:lastColumn="0" w:noHBand="0" w:noVBand="1"/>
       </w:tblPr>
       <w:tblGrid>
-        <w:gridCol w:w="875"/>
-        <w:gridCol w:w="1095"/>
-        <w:gridCol w:w="1726"/>
-        <w:gridCol w:w="6169"/>
-        <w:gridCol w:w="2015"/>
-        <w:gridCol w:w="1634"/>
-        <w:gridCol w:w="1337"/>
+        <w:gridCol w:w="818"/>
+        <w:gridCol w:w="1018"/>
+        <w:gridCol w:w="5379"/>
+        <w:gridCol w:w="1984"/>
+        <w:gridCol w:w="2693"/>
+        <w:gridCol w:w="1560"/>
+        <w:gridCol w:w="1399"/>
       </w:tblGrid>
       <w:tr>
         <w:trPr>
@@ -11690,7 +11690,7 @@
         </w:trPr>
         <w:tc>
           <w:tcPr>
-            <w:tcW w:w="875" w:type="dxa"/>
+            <w:tcW w:w="818" w:type="dxa"/>
             <w:shd w:val="clear" w:color="auto" w:fill="C1F0C7" w:themeFill="accent3" w:themeFillTint="33"/>
             <w:vAlign w:val="center"/>
           </w:tcPr>
@@ -11724,7 +11724,7 @@
         </w:tc>
         <w:tc>
           <w:tcPr>
-            <w:tcW w:w="1095" w:type="dxa"/>
+            <w:tcW w:w="1018" w:type="dxa"/>
             <w:shd w:val="clear" w:color="auto" w:fill="C1F0C7" w:themeFill="accent3" w:themeFillTint="33"/>
             <w:vAlign w:val="center"/>
           </w:tcPr>
@@ -11757,7 +11757,7 @@
         </w:tc>
         <w:tc>
           <w:tcPr>
-            <w:tcW w:w="1726" w:type="dxa"/>
+            <w:tcW w:w="5379" w:type="dxa"/>
             <w:shd w:val="clear" w:color="auto" w:fill="C1F0C7" w:themeFill="accent3" w:themeFillTint="33"/>
             <w:vAlign w:val="center"/>
           </w:tcPr>
@@ -11784,13 +11784,35 @@
                 <w:sz w:val="20"/>
                 <w:szCs w:val="20"/>
               </w:rPr>
-              <w:t>PROBLEMA / POTENCIALIDAD</w:t>
-            </w:r>
-          </w:p>
-        </w:tc>
-        <w:tc>
-          <w:tcPr>
-            <w:tcW w:w="6169" w:type="dxa"/>
+              <w:t>SITUACIÓN SIGNIF</w:t>
+            </w:r>
+            <w:r>
+              <w:rPr>
+                <w:rFonts w:ascii="Arial Nova Cond" w:hAnsi="Arial Nova Cond" w:cs="Times New Roman"/>
+                <w:b/>
+                <w:bCs/>
+                <w:color w:val="000000" w:themeColor="text1"/>
+                <w:sz w:val="20"/>
+                <w:szCs w:val="20"/>
+              </w:rPr>
+              <w:t>I</w:t>
+            </w:r>
+            <w:r>
+              <w:rPr>
+                <w:rFonts w:ascii="Arial Nova Cond" w:hAnsi="Arial Nova Cond" w:cs="Times New Roman"/>
+                <w:b/>
+                <w:bCs/>
+                <w:color w:val="000000" w:themeColor="text1"/>
+                <w:sz w:val="20"/>
+                <w:szCs w:val="20"/>
+              </w:rPr>
+              <w:t>CATIVA</w:t>
+            </w:r>
+          </w:p>
+        </w:tc>
+        <w:tc>
+          <w:tcPr>
+            <w:tcW w:w="1984" w:type="dxa"/>
             <w:shd w:val="clear" w:color="auto" w:fill="C1F0C7" w:themeFill="accent3" w:themeFillTint="33"/>
             <w:vAlign w:val="center"/>
           </w:tcPr>
@@ -11817,7 +11839,7 @@
                 <w:sz w:val="20"/>
                 <w:szCs w:val="20"/>
               </w:rPr>
-              <w:t>SITUACIÓN SIGNIF</w:t>
+              <w:t>TÍTULO DE LA UNIDAD DID</w:t>
             </w:r>
             <w:r>
               <w:rPr>
@@ -11828,7 +11850,7 @@
                 <w:sz w:val="20"/>
                 <w:szCs w:val="20"/>
               </w:rPr>
-              <w:t>I</w:t>
+              <w:t>Á</w:t>
             </w:r>
             <w:r>
               <w:rPr>
@@ -11839,13 +11861,24 @@
                 <w:sz w:val="20"/>
                 <w:szCs w:val="20"/>
               </w:rPr>
-              <w:t>CATIVA</w:t>
-            </w:r>
-          </w:p>
-        </w:tc>
-        <w:tc>
-          <w:tcPr>
-            <w:tcW w:w="2015" w:type="dxa"/>
+              <w:t>CTICA</w:t>
+            </w:r>
+            <w:r>
+              <w:rPr>
+                <w:rFonts w:ascii="Arial Nova Cond" w:hAnsi="Arial Nova Cond" w:cs="Times New Roman"/>
+                <w:b/>
+                <w:bCs/>
+                <w:color w:val="000000" w:themeColor="text1"/>
+                <w:sz w:val="20"/>
+                <w:szCs w:val="20"/>
+              </w:rPr>
+              <w:t>.</w:t>
+            </w:r>
+          </w:p>
+        </w:tc>
+        <w:tc>
+          <w:tcPr>
+            <w:tcW w:w="2693" w:type="dxa"/>
             <w:shd w:val="clear" w:color="auto" w:fill="C1F0C7" w:themeFill="accent3" w:themeFillTint="33"/>
             <w:vAlign w:val="center"/>
           </w:tcPr>
@@ -11872,9 +11905,21 @@
                 <w:sz w:val="20"/>
                 <w:szCs w:val="20"/>
               </w:rPr>
-              <w:t>TÍTULO DE LA UNIDAD DID</w:t>
-            </w:r>
-            <w:r>
+              <w:t>CAMPO TEMATICO</w:t>
+            </w:r>
+          </w:p>
+        </w:tc>
+        <w:tc>
+          <w:tcPr>
+            <w:tcW w:w="1560" w:type="dxa"/>
+            <w:shd w:val="clear" w:color="auto" w:fill="C1F0C7" w:themeFill="accent3" w:themeFillTint="33"/>
+            <w:vAlign w:val="center"/>
+          </w:tcPr>
+          <w:p>
+            <w:pPr>
+              <w:pStyle w:val="Prrafodelista"/>
+              <w:ind w:left="0"/>
+              <w:jc w:val="center"/>
               <w:rPr>
                 <w:rFonts w:ascii="Arial Nova Cond" w:hAnsi="Arial Nova Cond" w:cs="Times New Roman"/>
                 <w:b/>
@@ -11883,8 +11928,7 @@
                 <w:sz w:val="20"/>
                 <w:szCs w:val="20"/>
               </w:rPr>
-              <w:t>Á</w:t>
-            </w:r>
+            </w:pPr>
             <w:r>
               <w:rPr>
                 <w:rFonts w:ascii="Arial Nova Cond" w:hAnsi="Arial Nova Cond" w:cs="Times New Roman"/>
@@ -11894,57 +11938,13 @@
                 <w:sz w:val="20"/>
                 <w:szCs w:val="20"/>
               </w:rPr>
-              <w:t>CTICA</w:t>
-            </w:r>
-            <w:r>
-              <w:rPr>
-                <w:rFonts w:ascii="Arial Nova Cond" w:hAnsi="Arial Nova Cond" w:cs="Times New Roman"/>
-                <w:b/>
-                <w:bCs/>
-                <w:color w:val="000000" w:themeColor="text1"/>
-                <w:sz w:val="20"/>
-                <w:szCs w:val="20"/>
-              </w:rPr>
-              <w:t>.</w:t>
-            </w:r>
-          </w:p>
-        </w:tc>
-        <w:tc>
-          <w:tcPr>
-            <w:tcW w:w="1634" w:type="dxa"/>
-            <w:shd w:val="clear" w:color="auto" w:fill="C1F0C7" w:themeFill="accent3" w:themeFillTint="33"/>
-            <w:vAlign w:val="center"/>
-          </w:tcPr>
-          <w:p>
-            <w:pPr>
-              <w:pStyle w:val="Prrafodelista"/>
-              <w:ind w:left="0"/>
-              <w:jc w:val="center"/>
-              <w:rPr>
-                <w:rFonts w:ascii="Arial Nova Cond" w:hAnsi="Arial Nova Cond" w:cs="Times New Roman"/>
-                <w:b/>
-                <w:bCs/>
-                <w:color w:val="000000" w:themeColor="text1"/>
-                <w:sz w:val="20"/>
-                <w:szCs w:val="20"/>
-              </w:rPr>
-            </w:pPr>
-            <w:r>
-              <w:rPr>
-                <w:rFonts w:ascii="Arial Nova Cond" w:hAnsi="Arial Nova Cond" w:cs="Times New Roman"/>
-                <w:b/>
-                <w:bCs/>
-                <w:color w:val="000000" w:themeColor="text1"/>
-                <w:sz w:val="20"/>
-                <w:szCs w:val="20"/>
-              </w:rPr>
               <w:t>COMPETENCIAS</w:t>
             </w:r>
           </w:p>
         </w:tc>
         <w:tc>
           <w:tcPr>
-            <w:tcW w:w="1337" w:type="dxa"/>
+            <w:tcW w:w="1399" w:type="dxa"/>
             <w:shd w:val="clear" w:color="auto" w:fill="C1F0C7" w:themeFill="accent3" w:themeFillTint="33"/>
             <w:vAlign w:val="center"/>
           </w:tcPr>
@@ -11983,7 +11983,7 @@
         </w:trPr>
         <w:tc>
           <w:tcPr>
-            <w:tcW w:w="875" w:type="dxa"/>
+            <w:tcW w:w="818" w:type="dxa"/>
             <w:vMerge w:val="restart"/>
             <w:vAlign w:val="center"/>
           </w:tcPr>
@@ -12022,7 +12022,7 @@
         </w:tc>
         <w:tc>
           <w:tcPr>
-            <w:tcW w:w="1095" w:type="dxa"/>
+            <w:tcW w:w="1018" w:type="dxa"/>
             <w:vAlign w:val="center"/>
           </w:tcPr>
           <w:p>
@@ -12060,7 +12060,7 @@
         </w:tc>
         <w:tc>
           <w:tcPr>
-            <w:tcW w:w="1726" w:type="dxa"/>
+            <w:tcW w:w="5379" w:type="dxa"/>
             <w:vAlign w:val="center"/>
           </w:tcPr>
           <w:p>
@@ -12088,47 +12088,22 @@
                 <w:szCs w:val="20"/>
                 <w:lang w:val="es-ES_tradnl"/>
               </w:rPr>
-              <w:t>{{problemapotencialidad0}}</w:t>
-            </w:r>
-          </w:p>
-        </w:tc>
-        <w:tc>
-          <w:tcPr>
-            <w:tcW w:w="6169" w:type="dxa"/>
-            <w:vAlign w:val="center"/>
-          </w:tcPr>
-          <w:p>
-            <w:pPr>
-              <w:pStyle w:val="Prrafodelista"/>
-              <w:tabs>
-                <w:tab w:val="left" w:pos="0"/>
-                <w:tab w:val="left" w:pos="142"/>
-                <w:tab w:val="left" w:pos="284"/>
-              </w:tabs>
-              <w:spacing w:line="276" w:lineRule="auto"/>
-              <w:ind w:left="0"/>
-              <w:jc w:val="both"/>
+              <w:t>{{situacionsignificativa0}}</w:t>
+            </w:r>
+            <w:r>
               <w:rPr>
                 <w:rFonts w:ascii="Arial Nova Cond" w:eastAsia="Calibri" w:hAnsi="Arial Nova Cond" w:cs="Times New Roman"/>
                 <w:sz w:val="20"/>
                 <w:szCs w:val="20"/>
                 <w:lang w:val="es-ES_tradnl"/>
               </w:rPr>
-            </w:pPr>
-            <w:r>
-              <w:rPr>
-                <w:rFonts w:ascii="Arial Nova Cond" w:eastAsia="Calibri" w:hAnsi="Arial Nova Cond" w:cs="Times New Roman"/>
-                <w:sz w:val="20"/>
-                <w:szCs w:val="20"/>
-                <w:lang w:val="es-ES_tradnl"/>
-              </w:rPr>
-              <w:t>{{situacionsignificativa0}}</w:t>
-            </w:r>
-          </w:p>
-        </w:tc>
-        <w:tc>
-          <w:tcPr>
-            <w:tcW w:w="2015" w:type="dxa"/>
+              <w:t xml:space="preserve"> </w:t>
+            </w:r>
+          </w:p>
+        </w:tc>
+        <w:tc>
+          <w:tcPr>
+            <w:tcW w:w="1984" w:type="dxa"/>
             <w:vAlign w:val="center"/>
           </w:tcPr>
           <w:p>
@@ -12159,7 +12134,7 @@
         </w:tc>
         <w:tc>
           <w:tcPr>
-            <w:tcW w:w="1634" w:type="dxa"/>
+            <w:tcW w:w="2693" w:type="dxa"/>
             <w:vAlign w:val="center"/>
           </w:tcPr>
           <w:p>
@@ -12184,13 +12159,13 @@
                 <w:sz w:val="20"/>
                 <w:szCs w:val="20"/>
               </w:rPr>
-              <w:t>{{competencias0}}</w:t>
-            </w:r>
-          </w:p>
-        </w:tc>
-        <w:tc>
-          <w:tcPr>
-            <w:tcW w:w="1337" w:type="dxa"/>
+              <w:t>{{campotematico0}}</w:t>
+            </w:r>
+          </w:p>
+        </w:tc>
+        <w:tc>
+          <w:tcPr>
+            <w:tcW w:w="1560" w:type="dxa"/>
             <w:vAlign w:val="center"/>
           </w:tcPr>
           <w:p>
@@ -12198,7 +12173,38 @@
               <w:autoSpaceDE w:val="0"/>
               <w:autoSpaceDN w:val="0"/>
               <w:adjustRightInd w:val="0"/>
-              <w:jc w:val="center"/>
+              <w:jc w:val="both"/>
+              <w:rPr>
+                <w:rFonts w:ascii="Arial Nova Cond" w:hAnsi="Arial Nova Cond" w:cs="Arial"/>
+                <w:color w:val="000000"/>
+                <w:kern w:val="0"/>
+                <w:sz w:val="20"/>
+                <w:szCs w:val="20"/>
+              </w:rPr>
+            </w:pPr>
+            <w:r>
+              <w:rPr>
+                <w:rFonts w:ascii="Arial Nova Cond" w:hAnsi="Arial Nova Cond" w:cs="Arial"/>
+                <w:color w:val="000000"/>
+                <w:kern w:val="0"/>
+                <w:sz w:val="20"/>
+                <w:szCs w:val="20"/>
+              </w:rPr>
+              <w:t>{{competencias0}}</w:t>
+            </w:r>
+          </w:p>
+        </w:tc>
+        <w:tc>
+          <w:tcPr>
+            <w:tcW w:w="1399" w:type="dxa"/>
+            <w:vAlign w:val="center"/>
+          </w:tcPr>
+          <w:p>
+            <w:pPr>
+              <w:autoSpaceDE w:val="0"/>
+              <w:autoSpaceDN w:val="0"/>
+              <w:adjustRightInd w:val="0"/>
+              <w:jc w:val="both"/>
               <w:rPr>
                 <w:rFonts w:ascii="Arial Nova Cond" w:hAnsi="Arial Nova Cond" w:cs="Arial"/>
                 <w:color w:val="000000"/>
@@ -12227,7 +12233,7 @@
         </w:trPr>
         <w:tc>
           <w:tcPr>
-            <w:tcW w:w="875" w:type="dxa"/>
+            <w:tcW w:w="818" w:type="dxa"/>
             <w:vMerge/>
             <w:vAlign w:val="center"/>
           </w:tcPr>
@@ -12255,7 +12261,7 @@
         </w:tc>
         <w:tc>
           <w:tcPr>
-            <w:tcW w:w="1095" w:type="dxa"/>
+            <w:tcW w:w="1018" w:type="dxa"/>
             <w:vAlign w:val="center"/>
           </w:tcPr>
           <w:p>
@@ -12293,33 +12299,7 @@
         </w:tc>
         <w:tc>
           <w:tcPr>
-            <w:tcW w:w="1726" w:type="dxa"/>
-            <w:vAlign w:val="center"/>
-          </w:tcPr>
-          <w:p>
-            <w:pPr>
-              <w:pStyle w:val="NormalWeb"/>
-              <w:jc w:val="both"/>
-              <w:rPr>
-                <w:rFonts w:ascii="Arial Nova Cond" w:hAnsi="Arial Nova Cond"/>
-                <w:sz w:val="20"/>
-                <w:szCs w:val="20"/>
-              </w:rPr>
-            </w:pPr>
-            <w:r>
-              <w:rPr>
-                <w:rFonts w:ascii="Arial Nova Cond" w:eastAsia="Calibri" w:hAnsi="Arial Nova Cond"/>
-                <w:sz w:val="20"/>
-                <w:szCs w:val="20"/>
-                <w:lang w:val="es-ES_tradnl"/>
-              </w:rPr>
-              <w:t>{{problemapotencialidad1}}</w:t>
-            </w:r>
-          </w:p>
-        </w:tc>
-        <w:tc>
-          <w:tcPr>
-            <w:tcW w:w="6169" w:type="dxa"/>
+            <w:tcW w:w="5379" w:type="dxa"/>
             <w:vAlign w:val="center"/>
           </w:tcPr>
           <w:p>
@@ -12353,7 +12333,7 @@
         </w:tc>
         <w:tc>
           <w:tcPr>
-            <w:tcW w:w="2015" w:type="dxa"/>
+            <w:tcW w:w="1984" w:type="dxa"/>
             <w:vAlign w:val="center"/>
           </w:tcPr>
           <w:p>
@@ -12384,7 +12364,7 @@
         </w:tc>
         <w:tc>
           <w:tcPr>
-            <w:tcW w:w="1634" w:type="dxa"/>
+            <w:tcW w:w="2693" w:type="dxa"/>
             <w:vAlign w:val="center"/>
           </w:tcPr>
           <w:p>
@@ -12409,13 +12389,13 @@
                 <w:sz w:val="20"/>
                 <w:szCs w:val="20"/>
               </w:rPr>
-              <w:t>{{competencias1}}</w:t>
-            </w:r>
-          </w:p>
-        </w:tc>
-        <w:tc>
-          <w:tcPr>
-            <w:tcW w:w="1337" w:type="dxa"/>
+              <w:t>{{campotematico1}}</w:t>
+            </w:r>
+          </w:p>
+        </w:tc>
+        <w:tc>
+          <w:tcPr>
+            <w:tcW w:w="1560" w:type="dxa"/>
             <w:vAlign w:val="center"/>
           </w:tcPr>
           <w:p>
@@ -12423,7 +12403,38 @@
               <w:autoSpaceDE w:val="0"/>
               <w:autoSpaceDN w:val="0"/>
               <w:adjustRightInd w:val="0"/>
-              <w:jc w:val="center"/>
+              <w:jc w:val="both"/>
+              <w:rPr>
+                <w:rFonts w:ascii="Arial Nova Cond" w:hAnsi="Arial Nova Cond" w:cs="Arial"/>
+                <w:color w:val="000000"/>
+                <w:kern w:val="0"/>
+                <w:sz w:val="20"/>
+                <w:szCs w:val="20"/>
+              </w:rPr>
+            </w:pPr>
+            <w:r>
+              <w:rPr>
+                <w:rFonts w:ascii="Arial Nova Cond" w:hAnsi="Arial Nova Cond" w:cs="Arial"/>
+                <w:color w:val="000000"/>
+                <w:kern w:val="0"/>
+                <w:sz w:val="20"/>
+                <w:szCs w:val="20"/>
+              </w:rPr>
+              <w:t>{{competencias1}}</w:t>
+            </w:r>
+          </w:p>
+        </w:tc>
+        <w:tc>
+          <w:tcPr>
+            <w:tcW w:w="1399" w:type="dxa"/>
+            <w:vAlign w:val="center"/>
+          </w:tcPr>
+          <w:p>
+            <w:pPr>
+              <w:autoSpaceDE w:val="0"/>
+              <w:autoSpaceDN w:val="0"/>
+              <w:adjustRightInd w:val="0"/>
+              <w:jc w:val="both"/>
               <w:rPr>
                 <w:rFonts w:ascii="Arial Nova Cond" w:hAnsi="Arial Nova Cond" w:cs="Arial"/>
                 <w:color w:val="000000"/>
@@ -12452,7 +12463,7 @@
         </w:trPr>
         <w:tc>
           <w:tcPr>
-            <w:tcW w:w="875" w:type="dxa"/>
+            <w:tcW w:w="818" w:type="dxa"/>
             <w:vMerge/>
             <w:vAlign w:val="center"/>
           </w:tcPr>
@@ -12480,7 +12491,7 @@
         </w:tc>
         <w:tc>
           <w:tcPr>
-            <w:tcW w:w="1095" w:type="dxa"/>
+            <w:tcW w:w="1018" w:type="dxa"/>
             <w:vAlign w:val="center"/>
           </w:tcPr>
           <w:p>
@@ -12518,33 +12529,7 @@
         </w:tc>
         <w:tc>
           <w:tcPr>
-            <w:tcW w:w="1726" w:type="dxa"/>
-            <w:vAlign w:val="center"/>
-          </w:tcPr>
-          <w:p>
-            <w:pPr>
-              <w:pStyle w:val="NormalWeb"/>
-              <w:jc w:val="both"/>
-              <w:rPr>
-                <w:rFonts w:ascii="Arial Nova Cond" w:eastAsia="Calibri" w:hAnsi="Arial Nova Cond"/>
-                <w:sz w:val="20"/>
-                <w:szCs w:val="20"/>
-              </w:rPr>
-            </w:pPr>
-            <w:r>
-              <w:rPr>
-                <w:rFonts w:ascii="Arial Nova Cond" w:eastAsia="Calibri" w:hAnsi="Arial Nova Cond"/>
-                <w:sz w:val="20"/>
-                <w:szCs w:val="20"/>
-                <w:lang w:val="es-ES_tradnl"/>
-              </w:rPr>
-              <w:t>{{problemapotencialidad2}}</w:t>
-            </w:r>
-          </w:p>
-        </w:tc>
-        <w:tc>
-          <w:tcPr>
-            <w:tcW w:w="6169" w:type="dxa"/>
+            <w:tcW w:w="5379" w:type="dxa"/>
             <w:vAlign w:val="center"/>
           </w:tcPr>
           <w:p>
@@ -12578,7 +12563,7 @@
         </w:tc>
         <w:tc>
           <w:tcPr>
-            <w:tcW w:w="2015" w:type="dxa"/>
+            <w:tcW w:w="1984" w:type="dxa"/>
             <w:vAlign w:val="center"/>
           </w:tcPr>
           <w:p>
@@ -12609,7 +12594,7 @@
         </w:tc>
         <w:tc>
           <w:tcPr>
-            <w:tcW w:w="1634" w:type="dxa"/>
+            <w:tcW w:w="2693" w:type="dxa"/>
             <w:vAlign w:val="center"/>
           </w:tcPr>
           <w:p>
@@ -12634,13 +12619,13 @@
                 <w:sz w:val="20"/>
                 <w:szCs w:val="20"/>
               </w:rPr>
-              <w:t>{{competencias2}}</w:t>
-            </w:r>
-          </w:p>
-        </w:tc>
-        <w:tc>
-          <w:tcPr>
-            <w:tcW w:w="1337" w:type="dxa"/>
+              <w:t>{{campotematico2}}</w:t>
+            </w:r>
+          </w:p>
+        </w:tc>
+        <w:tc>
+          <w:tcPr>
+            <w:tcW w:w="1560" w:type="dxa"/>
             <w:vAlign w:val="center"/>
           </w:tcPr>
           <w:p>
@@ -12648,7 +12633,38 @@
               <w:autoSpaceDE w:val="0"/>
               <w:autoSpaceDN w:val="0"/>
               <w:adjustRightInd w:val="0"/>
-              <w:jc w:val="center"/>
+              <w:jc w:val="both"/>
+              <w:rPr>
+                <w:rFonts w:ascii="Arial Nova Cond" w:hAnsi="Arial Nova Cond" w:cs="Arial"/>
+                <w:color w:val="000000"/>
+                <w:kern w:val="0"/>
+                <w:sz w:val="20"/>
+                <w:szCs w:val="20"/>
+              </w:rPr>
+            </w:pPr>
+            <w:r>
+              <w:rPr>
+                <w:rFonts w:ascii="Arial Nova Cond" w:hAnsi="Arial Nova Cond" w:cs="Arial"/>
+                <w:color w:val="000000"/>
+                <w:kern w:val="0"/>
+                <w:sz w:val="20"/>
+                <w:szCs w:val="20"/>
+              </w:rPr>
+              <w:t>{{competencias2}}</w:t>
+            </w:r>
+          </w:p>
+        </w:tc>
+        <w:tc>
+          <w:tcPr>
+            <w:tcW w:w="1399" w:type="dxa"/>
+            <w:vAlign w:val="center"/>
+          </w:tcPr>
+          <w:p>
+            <w:pPr>
+              <w:autoSpaceDE w:val="0"/>
+              <w:autoSpaceDN w:val="0"/>
+              <w:adjustRightInd w:val="0"/>
+              <w:jc w:val="both"/>
               <w:rPr>
                 <w:rFonts w:ascii="Arial Nova Cond" w:hAnsi="Arial Nova Cond" w:cs="Arial"/>
                 <w:color w:val="000000"/>
@@ -12677,7 +12693,7 @@
         </w:trPr>
         <w:tc>
           <w:tcPr>
-            <w:tcW w:w="875" w:type="dxa"/>
+            <w:tcW w:w="818" w:type="dxa"/>
             <w:vMerge w:val="restart"/>
             <w:vAlign w:val="center"/>
           </w:tcPr>
@@ -12716,7 +12732,7 @@
         </w:tc>
         <w:tc>
           <w:tcPr>
-            <w:tcW w:w="1095" w:type="dxa"/>
+            <w:tcW w:w="1018" w:type="dxa"/>
             <w:vAlign w:val="center"/>
           </w:tcPr>
           <w:p>
@@ -12754,33 +12770,7 @@
         </w:tc>
         <w:tc>
           <w:tcPr>
-            <w:tcW w:w="1726" w:type="dxa"/>
-            <w:vAlign w:val="center"/>
-          </w:tcPr>
-          <w:p>
-            <w:pPr>
-              <w:pStyle w:val="Sinespaciado"/>
-              <w:jc w:val="both"/>
-              <w:rPr>
-                <w:rFonts w:ascii="Arial Nova Cond" w:eastAsia="Times New Roman" w:hAnsi="Arial Nova Cond" w:cs="Times New Roman"/>
-                <w:sz w:val="20"/>
-                <w:szCs w:val="20"/>
-              </w:rPr>
-            </w:pPr>
-            <w:r>
-              <w:rPr>
-                <w:rFonts w:ascii="Arial Nova Cond" w:eastAsia="Calibri" w:hAnsi="Arial Nova Cond" w:cs="Times New Roman"/>
-                <w:sz w:val="20"/>
-                <w:szCs w:val="20"/>
-                <w:lang w:val="es-ES_tradnl"/>
-              </w:rPr>
-              <w:t>{{problemapotencialidad3}}</w:t>
-            </w:r>
-          </w:p>
-        </w:tc>
-        <w:tc>
-          <w:tcPr>
-            <w:tcW w:w="6169" w:type="dxa"/>
+            <w:tcW w:w="5379" w:type="dxa"/>
             <w:vAlign w:val="center"/>
           </w:tcPr>
           <w:p>
@@ -12815,7 +12805,7 @@
         </w:tc>
         <w:tc>
           <w:tcPr>
-            <w:tcW w:w="2015" w:type="dxa"/>
+            <w:tcW w:w="1984" w:type="dxa"/>
             <w:vAlign w:val="center"/>
           </w:tcPr>
           <w:p>
@@ -12846,7 +12836,7 @@
         </w:tc>
         <w:tc>
           <w:tcPr>
-            <w:tcW w:w="1634" w:type="dxa"/>
+            <w:tcW w:w="2693" w:type="dxa"/>
             <w:vAlign w:val="center"/>
           </w:tcPr>
           <w:p>
@@ -12871,13 +12861,13 @@
                 <w:sz w:val="20"/>
                 <w:szCs w:val="20"/>
               </w:rPr>
-              <w:t>{{competencias3}}</w:t>
-            </w:r>
-          </w:p>
-        </w:tc>
-        <w:tc>
-          <w:tcPr>
-            <w:tcW w:w="1337" w:type="dxa"/>
+              <w:t>{{campotematico3}}</w:t>
+            </w:r>
+          </w:p>
+        </w:tc>
+        <w:tc>
+          <w:tcPr>
+            <w:tcW w:w="1560" w:type="dxa"/>
             <w:vAlign w:val="center"/>
           </w:tcPr>
           <w:p>
@@ -12885,7 +12875,38 @@
               <w:autoSpaceDE w:val="0"/>
               <w:autoSpaceDN w:val="0"/>
               <w:adjustRightInd w:val="0"/>
-              <w:jc w:val="center"/>
+              <w:jc w:val="both"/>
+              <w:rPr>
+                <w:rFonts w:ascii="Arial Nova Cond" w:hAnsi="Arial Nova Cond" w:cs="Arial"/>
+                <w:color w:val="000000"/>
+                <w:kern w:val="0"/>
+                <w:sz w:val="20"/>
+                <w:szCs w:val="20"/>
+              </w:rPr>
+            </w:pPr>
+            <w:r>
+              <w:rPr>
+                <w:rFonts w:ascii="Arial Nova Cond" w:hAnsi="Arial Nova Cond" w:cs="Arial"/>
+                <w:color w:val="000000"/>
+                <w:kern w:val="0"/>
+                <w:sz w:val="20"/>
+                <w:szCs w:val="20"/>
+              </w:rPr>
+              <w:t>{{competencias3}}</w:t>
+            </w:r>
+          </w:p>
+        </w:tc>
+        <w:tc>
+          <w:tcPr>
+            <w:tcW w:w="1399" w:type="dxa"/>
+            <w:vAlign w:val="center"/>
+          </w:tcPr>
+          <w:p>
+            <w:pPr>
+              <w:autoSpaceDE w:val="0"/>
+              <w:autoSpaceDN w:val="0"/>
+              <w:adjustRightInd w:val="0"/>
+              <w:jc w:val="both"/>
               <w:rPr>
                 <w:rFonts w:ascii="Arial Nova Cond" w:hAnsi="Arial Nova Cond" w:cs="Arial"/>
                 <w:color w:val="000000"/>
@@ -12914,7 +12935,7 @@
         </w:trPr>
         <w:tc>
           <w:tcPr>
-            <w:tcW w:w="875" w:type="dxa"/>
+            <w:tcW w:w="818" w:type="dxa"/>
             <w:vMerge/>
             <w:vAlign w:val="center"/>
           </w:tcPr>
@@ -12942,7 +12963,7 @@
         </w:tc>
         <w:tc>
           <w:tcPr>
-            <w:tcW w:w="1095" w:type="dxa"/>
+            <w:tcW w:w="1018" w:type="dxa"/>
             <w:vAlign w:val="center"/>
           </w:tcPr>
           <w:p>
@@ -12980,33 +13001,7 @@
         </w:tc>
         <w:tc>
           <w:tcPr>
-            <w:tcW w:w="1726" w:type="dxa"/>
-            <w:vAlign w:val="center"/>
-          </w:tcPr>
-          <w:p>
-            <w:pPr>
-              <w:pStyle w:val="Sinespaciado"/>
-              <w:jc w:val="both"/>
-              <w:rPr>
-                <w:rFonts w:ascii="Arial Nova Cond" w:hAnsi="Arial Nova Cond"/>
-                <w:sz w:val="20"/>
-                <w:szCs w:val="20"/>
-              </w:rPr>
-            </w:pPr>
-            <w:r>
-              <w:rPr>
-                <w:rFonts w:ascii="Arial Nova Cond" w:eastAsia="Calibri" w:hAnsi="Arial Nova Cond" w:cs="Times New Roman"/>
-                <w:sz w:val="20"/>
-                <w:szCs w:val="20"/>
-                <w:lang w:val="es-ES_tradnl"/>
-              </w:rPr>
-              <w:t>{{problemapotencialidad4}}</w:t>
-            </w:r>
-          </w:p>
-        </w:tc>
-        <w:tc>
-          <w:tcPr>
-            <w:tcW w:w="6169" w:type="dxa"/>
+            <w:tcW w:w="5379" w:type="dxa"/>
             <w:vAlign w:val="center"/>
           </w:tcPr>
           <w:p>
@@ -13041,7 +13036,7 @@
         </w:tc>
         <w:tc>
           <w:tcPr>
-            <w:tcW w:w="2015" w:type="dxa"/>
+            <w:tcW w:w="1984" w:type="dxa"/>
             <w:vAlign w:val="center"/>
           </w:tcPr>
           <w:p>
@@ -13072,7 +13067,7 @@
         </w:tc>
         <w:tc>
           <w:tcPr>
-            <w:tcW w:w="1634" w:type="dxa"/>
+            <w:tcW w:w="2693" w:type="dxa"/>
             <w:vAlign w:val="center"/>
           </w:tcPr>
           <w:p>
@@ -13097,13 +13092,13 @@
                 <w:sz w:val="20"/>
                 <w:szCs w:val="20"/>
               </w:rPr>
-              <w:t>{{competencias4}}</w:t>
-            </w:r>
-          </w:p>
-        </w:tc>
-        <w:tc>
-          <w:tcPr>
-            <w:tcW w:w="1337" w:type="dxa"/>
+              <w:t>{{campotematico4}}</w:t>
+            </w:r>
+          </w:p>
+        </w:tc>
+        <w:tc>
+          <w:tcPr>
+            <w:tcW w:w="1560" w:type="dxa"/>
             <w:vAlign w:val="center"/>
           </w:tcPr>
           <w:p>
@@ -13111,7 +13106,38 @@
               <w:autoSpaceDE w:val="0"/>
               <w:autoSpaceDN w:val="0"/>
               <w:adjustRightInd w:val="0"/>
-              <w:jc w:val="center"/>
+              <w:jc w:val="both"/>
+              <w:rPr>
+                <w:rFonts w:ascii="Arial Nova Cond" w:hAnsi="Arial Nova Cond" w:cs="Arial"/>
+                <w:color w:val="000000"/>
+                <w:kern w:val="0"/>
+                <w:sz w:val="20"/>
+                <w:szCs w:val="20"/>
+              </w:rPr>
+            </w:pPr>
+            <w:r>
+              <w:rPr>
+                <w:rFonts w:ascii="Arial Nova Cond" w:hAnsi="Arial Nova Cond" w:cs="Arial"/>
+                <w:color w:val="000000"/>
+                <w:kern w:val="0"/>
+                <w:sz w:val="20"/>
+                <w:szCs w:val="20"/>
+              </w:rPr>
+              <w:t>{{competencias4}}</w:t>
+            </w:r>
+          </w:p>
+        </w:tc>
+        <w:tc>
+          <w:tcPr>
+            <w:tcW w:w="1399" w:type="dxa"/>
+            <w:vAlign w:val="center"/>
+          </w:tcPr>
+          <w:p>
+            <w:pPr>
+              <w:autoSpaceDE w:val="0"/>
+              <w:autoSpaceDN w:val="0"/>
+              <w:adjustRightInd w:val="0"/>
+              <w:jc w:val="both"/>
               <w:rPr>
                 <w:rFonts w:ascii="Arial Nova Cond" w:hAnsi="Arial Nova Cond" w:cs="Arial"/>
                 <w:color w:val="000000"/>
@@ -13140,7 +13166,7 @@
         </w:trPr>
         <w:tc>
           <w:tcPr>
-            <w:tcW w:w="875" w:type="dxa"/>
+            <w:tcW w:w="818" w:type="dxa"/>
             <w:vMerge w:val="restart"/>
             <w:vAlign w:val="center"/>
           </w:tcPr>
@@ -13179,7 +13205,7 @@
         </w:tc>
         <w:tc>
           <w:tcPr>
-            <w:tcW w:w="1095" w:type="dxa"/>
+            <w:tcW w:w="1018" w:type="dxa"/>
             <w:vAlign w:val="center"/>
           </w:tcPr>
           <w:p>
@@ -13217,34 +13243,7 @@
         </w:tc>
         <w:tc>
           <w:tcPr>
-            <w:tcW w:w="1726" w:type="dxa"/>
-            <w:vAlign w:val="center"/>
-          </w:tcPr>
-          <w:p>
-            <w:pPr>
-              <w:pStyle w:val="Sinespaciado"/>
-              <w:jc w:val="both"/>
-              <w:rPr>
-                <w:rFonts w:ascii="Arial Nova Cond" w:hAnsi="Arial Nova Cond"/>
-                <w:color w:val="000000" w:themeColor="text1"/>
-                <w:sz w:val="20"/>
-                <w:szCs w:val="20"/>
-              </w:rPr>
-            </w:pPr>
-            <w:r>
-              <w:rPr>
-                <w:rFonts w:ascii="Arial Nova Cond" w:eastAsia="Calibri" w:hAnsi="Arial Nova Cond" w:cs="Times New Roman"/>
-                <w:sz w:val="20"/>
-                <w:szCs w:val="20"/>
-                <w:lang w:val="es-ES_tradnl"/>
-              </w:rPr>
-              <w:t>{{problemapotencialidad5}}</w:t>
-            </w:r>
-          </w:p>
-        </w:tc>
-        <w:tc>
-          <w:tcPr>
-            <w:tcW w:w="6169" w:type="dxa"/>
+            <w:tcW w:w="5379" w:type="dxa"/>
             <w:vAlign w:val="center"/>
           </w:tcPr>
           <w:p>
@@ -13273,13 +13272,13 @@
                 <w:szCs w:val="20"/>
                 <w:lang w:val="es-ES_tradnl"/>
               </w:rPr>
-              <w:t>{{situacionsignificativa5}}</w:t>
-            </w:r>
-          </w:p>
-        </w:tc>
-        <w:tc>
-          <w:tcPr>
-            <w:tcW w:w="2015" w:type="dxa"/>
+              <w:t xml:space="preserve">{{situacionsignificativa5}} </w:t>
+            </w:r>
+          </w:p>
+        </w:tc>
+        <w:tc>
+          <w:tcPr>
+            <w:tcW w:w="1984" w:type="dxa"/>
             <w:vAlign w:val="center"/>
           </w:tcPr>
           <w:p>
@@ -13310,7 +13309,7 @@
         </w:tc>
         <w:tc>
           <w:tcPr>
-            <w:tcW w:w="1634" w:type="dxa"/>
+            <w:tcW w:w="2693" w:type="dxa"/>
             <w:vAlign w:val="center"/>
           </w:tcPr>
           <w:p>
@@ -13335,13 +13334,13 @@
                 <w:sz w:val="20"/>
                 <w:szCs w:val="20"/>
               </w:rPr>
-              <w:t>{{competencias5}}</w:t>
-            </w:r>
-          </w:p>
-        </w:tc>
-        <w:tc>
-          <w:tcPr>
-            <w:tcW w:w="1337" w:type="dxa"/>
+              <w:t>{{campotematico5}}</w:t>
+            </w:r>
+          </w:p>
+        </w:tc>
+        <w:tc>
+          <w:tcPr>
+            <w:tcW w:w="1560" w:type="dxa"/>
             <w:vAlign w:val="center"/>
           </w:tcPr>
           <w:p>
@@ -13349,7 +13348,38 @@
               <w:autoSpaceDE w:val="0"/>
               <w:autoSpaceDN w:val="0"/>
               <w:adjustRightInd w:val="0"/>
-              <w:jc w:val="center"/>
+              <w:jc w:val="both"/>
+              <w:rPr>
+                <w:rFonts w:ascii="Arial Nova Cond" w:hAnsi="Arial Nova Cond" w:cs="Arial"/>
+                <w:color w:val="000000"/>
+                <w:kern w:val="0"/>
+                <w:sz w:val="20"/>
+                <w:szCs w:val="20"/>
+              </w:rPr>
+            </w:pPr>
+            <w:r>
+              <w:rPr>
+                <w:rFonts w:ascii="Arial Nova Cond" w:hAnsi="Arial Nova Cond" w:cs="Arial"/>
+                <w:color w:val="000000"/>
+                <w:kern w:val="0"/>
+                <w:sz w:val="20"/>
+                <w:szCs w:val="20"/>
+              </w:rPr>
+              <w:t>{{competencias5}}</w:t>
+            </w:r>
+          </w:p>
+        </w:tc>
+        <w:tc>
+          <w:tcPr>
+            <w:tcW w:w="1399" w:type="dxa"/>
+            <w:vAlign w:val="center"/>
+          </w:tcPr>
+          <w:p>
+            <w:pPr>
+              <w:autoSpaceDE w:val="0"/>
+              <w:autoSpaceDN w:val="0"/>
+              <w:adjustRightInd w:val="0"/>
+              <w:jc w:val="both"/>
               <w:rPr>
                 <w:rFonts w:ascii="Arial Nova Cond" w:hAnsi="Arial Nova Cond" w:cs="Arial"/>
                 <w:color w:val="000000"/>
@@ -13378,7 +13408,7 @@
         </w:trPr>
         <w:tc>
           <w:tcPr>
-            <w:tcW w:w="875" w:type="dxa"/>
+            <w:tcW w:w="818" w:type="dxa"/>
             <w:vMerge/>
             <w:vAlign w:val="center"/>
           </w:tcPr>
@@ -13406,7 +13436,7 @@
         </w:tc>
         <w:tc>
           <w:tcPr>
-            <w:tcW w:w="1095" w:type="dxa"/>
+            <w:tcW w:w="1018" w:type="dxa"/>
             <w:vAlign w:val="center"/>
           </w:tcPr>
           <w:p>
@@ -13444,33 +13474,7 @@
         </w:tc>
         <w:tc>
           <w:tcPr>
-            <w:tcW w:w="1726" w:type="dxa"/>
-            <w:vAlign w:val="center"/>
-          </w:tcPr>
-          <w:p>
-            <w:pPr>
-              <w:pStyle w:val="Sinespaciado"/>
-              <w:jc w:val="both"/>
-              <w:rPr>
-                <w:rFonts w:ascii="Arial Nova Cond" w:hAnsi="Arial Nova Cond"/>
-                <w:sz w:val="20"/>
-                <w:szCs w:val="20"/>
-              </w:rPr>
-            </w:pPr>
-            <w:r>
-              <w:rPr>
-                <w:rFonts w:ascii="Arial Nova Cond" w:eastAsia="Calibri" w:hAnsi="Arial Nova Cond" w:cs="Times New Roman"/>
-                <w:sz w:val="20"/>
-                <w:szCs w:val="20"/>
-                <w:lang w:val="es-ES_tradnl"/>
-              </w:rPr>
-              <w:t>{{problemapotencialidad6}}</w:t>
-            </w:r>
-          </w:p>
-        </w:tc>
-        <w:tc>
-          <w:tcPr>
-            <w:tcW w:w="6169" w:type="dxa"/>
+            <w:tcW w:w="5379" w:type="dxa"/>
             <w:vAlign w:val="center"/>
           </w:tcPr>
           <w:p>
@@ -13504,7 +13508,7 @@
         </w:tc>
         <w:tc>
           <w:tcPr>
-            <w:tcW w:w="2015" w:type="dxa"/>
+            <w:tcW w:w="1984" w:type="dxa"/>
             <w:vAlign w:val="center"/>
           </w:tcPr>
           <w:p>
@@ -13535,7 +13539,7 @@
         </w:tc>
         <w:tc>
           <w:tcPr>
-            <w:tcW w:w="1634" w:type="dxa"/>
+            <w:tcW w:w="2693" w:type="dxa"/>
             <w:vAlign w:val="center"/>
           </w:tcPr>
           <w:p>
@@ -13560,13 +13564,13 @@
                 <w:sz w:val="20"/>
                 <w:szCs w:val="20"/>
               </w:rPr>
-              <w:t>{{competencias6}}</w:t>
-            </w:r>
-          </w:p>
-        </w:tc>
-        <w:tc>
-          <w:tcPr>
-            <w:tcW w:w="1337" w:type="dxa"/>
+              <w:t>{{campotematico6}}</w:t>
+            </w:r>
+          </w:p>
+        </w:tc>
+        <w:tc>
+          <w:tcPr>
+            <w:tcW w:w="1560" w:type="dxa"/>
             <w:vAlign w:val="center"/>
           </w:tcPr>
           <w:p>
@@ -13574,7 +13578,38 @@
               <w:autoSpaceDE w:val="0"/>
               <w:autoSpaceDN w:val="0"/>
               <w:adjustRightInd w:val="0"/>
-              <w:jc w:val="center"/>
+              <w:jc w:val="both"/>
+              <w:rPr>
+                <w:rFonts w:ascii="Arial Nova Cond" w:hAnsi="Arial Nova Cond" w:cs="Arial"/>
+                <w:color w:val="000000"/>
+                <w:kern w:val="0"/>
+                <w:sz w:val="20"/>
+                <w:szCs w:val="20"/>
+              </w:rPr>
+            </w:pPr>
+            <w:r>
+              <w:rPr>
+                <w:rFonts w:ascii="Arial Nova Cond" w:hAnsi="Arial Nova Cond" w:cs="Arial"/>
+                <w:color w:val="000000"/>
+                <w:kern w:val="0"/>
+                <w:sz w:val="20"/>
+                <w:szCs w:val="20"/>
+              </w:rPr>
+              <w:t>{{competencias6}}</w:t>
+            </w:r>
+          </w:p>
+        </w:tc>
+        <w:tc>
+          <w:tcPr>
+            <w:tcW w:w="1399" w:type="dxa"/>
+            <w:vAlign w:val="center"/>
+          </w:tcPr>
+          <w:p>
+            <w:pPr>
+              <w:autoSpaceDE w:val="0"/>
+              <w:autoSpaceDN w:val="0"/>
+              <w:adjustRightInd w:val="0"/>
+              <w:jc w:val="both"/>
               <w:rPr>
                 <w:rFonts w:ascii="Arial Nova Cond" w:hAnsi="Arial Nova Cond" w:cs="Arial"/>
                 <w:color w:val="000000"/>
@@ -13603,7 +13638,7 @@
         </w:trPr>
         <w:tc>
           <w:tcPr>
-            <w:tcW w:w="875" w:type="dxa"/>
+            <w:tcW w:w="818" w:type="dxa"/>
             <w:vMerge w:val="restart"/>
             <w:vAlign w:val="center"/>
           </w:tcPr>
@@ -13642,7 +13677,7 @@
         </w:tc>
         <w:tc>
           <w:tcPr>
-            <w:tcW w:w="1095" w:type="dxa"/>
+            <w:tcW w:w="1018" w:type="dxa"/>
             <w:vAlign w:val="center"/>
           </w:tcPr>
           <w:p>
@@ -13680,7 +13715,7 @@
         </w:tc>
         <w:tc>
           <w:tcPr>
-            <w:tcW w:w="1726" w:type="dxa"/>
+            <w:tcW w:w="5379" w:type="dxa"/>
             <w:vAlign w:val="center"/>
           </w:tcPr>
           <w:p>
@@ -13693,62 +13728,28 @@
               </w:tabs>
               <w:spacing w:line="276" w:lineRule="auto"/>
               <w:ind w:left="0"/>
+              <w:jc w:val="both"/>
+              <w:rPr>
+                <w:rFonts w:ascii="Arial Nova Cond" w:hAnsi="Arial Nova Cond"/>
+                <w:color w:val="000000" w:themeColor="text1"/>
+                <w:sz w:val="20"/>
+                <w:szCs w:val="20"/>
+              </w:rPr>
+            </w:pPr>
+            <w:r>
               <w:rPr>
                 <w:rFonts w:ascii="Arial Nova Cond" w:eastAsia="Calibri" w:hAnsi="Arial Nova Cond" w:cs="Times New Roman"/>
-                <w:color w:val="000000" w:themeColor="text1"/>
                 <w:sz w:val="20"/>
                 <w:szCs w:val="20"/>
                 <w:lang w:val="es-ES_tradnl"/>
               </w:rPr>
-            </w:pPr>
-            <w:r>
-              <w:rPr>
-                <w:rFonts w:ascii="Arial Nova Cond" w:eastAsia="Calibri" w:hAnsi="Arial Nova Cond" w:cs="Times New Roman"/>
-                <w:sz w:val="20"/>
-                <w:szCs w:val="20"/>
-                <w:lang w:val="es-ES_tradnl"/>
-              </w:rPr>
-              <w:t>{{problemapotencialidad7}}</w:t>
-            </w:r>
-          </w:p>
-        </w:tc>
-        <w:tc>
-          <w:tcPr>
-            <w:tcW w:w="6169" w:type="dxa"/>
-            <w:vAlign w:val="center"/>
-          </w:tcPr>
-          <w:p>
-            <w:pPr>
-              <w:pStyle w:val="Prrafodelista"/>
-              <w:tabs>
-                <w:tab w:val="left" w:pos="0"/>
-                <w:tab w:val="left" w:pos="142"/>
-                <w:tab w:val="left" w:pos="284"/>
-              </w:tabs>
-              <w:spacing w:line="276" w:lineRule="auto"/>
-              <w:ind w:left="0"/>
-              <w:jc w:val="both"/>
-              <w:rPr>
-                <w:rFonts w:ascii="Arial Nova Cond" w:hAnsi="Arial Nova Cond"/>
-                <w:color w:val="000000" w:themeColor="text1"/>
-                <w:sz w:val="20"/>
-                <w:szCs w:val="20"/>
-              </w:rPr>
-            </w:pPr>
-            <w:r>
-              <w:rPr>
-                <w:rFonts w:ascii="Arial Nova Cond" w:eastAsia="Calibri" w:hAnsi="Arial Nova Cond" w:cs="Times New Roman"/>
-                <w:sz w:val="20"/>
-                <w:szCs w:val="20"/>
-                <w:lang w:val="es-ES_tradnl"/>
-              </w:rPr>
               <w:t>{{situacionsignificativa7}}</w:t>
             </w:r>
           </w:p>
         </w:tc>
         <w:tc>
           <w:tcPr>
-            <w:tcW w:w="2015" w:type="dxa"/>
+            <w:tcW w:w="1984" w:type="dxa"/>
             <w:vAlign w:val="center"/>
           </w:tcPr>
           <w:p>
@@ -13779,7 +13780,7 @@
         </w:tc>
         <w:tc>
           <w:tcPr>
-            <w:tcW w:w="1634" w:type="dxa"/>
+            <w:tcW w:w="2693" w:type="dxa"/>
             <w:vAlign w:val="center"/>
           </w:tcPr>
           <w:p>
@@ -13804,13 +13805,13 @@
                 <w:sz w:val="20"/>
                 <w:szCs w:val="20"/>
               </w:rPr>
-              <w:t>{{competencias7}}</w:t>
-            </w:r>
-          </w:p>
-        </w:tc>
-        <w:tc>
-          <w:tcPr>
-            <w:tcW w:w="1337" w:type="dxa"/>
+              <w:t>{{campotematico7}}</w:t>
+            </w:r>
+          </w:p>
+        </w:tc>
+        <w:tc>
+          <w:tcPr>
+            <w:tcW w:w="1560" w:type="dxa"/>
             <w:vAlign w:val="center"/>
           </w:tcPr>
           <w:p>
@@ -13818,7 +13819,38 @@
               <w:autoSpaceDE w:val="0"/>
               <w:autoSpaceDN w:val="0"/>
               <w:adjustRightInd w:val="0"/>
-              <w:jc w:val="center"/>
+              <w:jc w:val="both"/>
+              <w:rPr>
+                <w:rFonts w:ascii="Arial Nova Cond" w:hAnsi="Arial Nova Cond" w:cs="Arial"/>
+                <w:color w:val="000000"/>
+                <w:kern w:val="0"/>
+                <w:sz w:val="20"/>
+                <w:szCs w:val="20"/>
+              </w:rPr>
+            </w:pPr>
+            <w:r>
+              <w:rPr>
+                <w:rFonts w:ascii="Arial Nova Cond" w:hAnsi="Arial Nova Cond" w:cs="Arial"/>
+                <w:color w:val="000000"/>
+                <w:kern w:val="0"/>
+                <w:sz w:val="20"/>
+                <w:szCs w:val="20"/>
+              </w:rPr>
+              <w:t>{{competencias7}}</w:t>
+            </w:r>
+          </w:p>
+        </w:tc>
+        <w:tc>
+          <w:tcPr>
+            <w:tcW w:w="1399" w:type="dxa"/>
+            <w:vAlign w:val="center"/>
+          </w:tcPr>
+          <w:p>
+            <w:pPr>
+              <w:autoSpaceDE w:val="0"/>
+              <w:autoSpaceDN w:val="0"/>
+              <w:adjustRightInd w:val="0"/>
+              <w:jc w:val="both"/>
               <w:rPr>
                 <w:rFonts w:ascii="Arial Nova Cond" w:hAnsi="Arial Nova Cond" w:cs="Arial"/>
                 <w:color w:val="000000"/>
@@ -13847,7 +13879,7 @@
         </w:trPr>
         <w:tc>
           <w:tcPr>
-            <w:tcW w:w="875" w:type="dxa"/>
+            <w:tcW w:w="818" w:type="dxa"/>
             <w:vMerge/>
             <w:vAlign w:val="center"/>
           </w:tcPr>
@@ -13875,7 +13907,7 @@
         </w:tc>
         <w:tc>
           <w:tcPr>
-            <w:tcW w:w="1095" w:type="dxa"/>
+            <w:tcW w:w="1018" w:type="dxa"/>
             <w:vAlign w:val="center"/>
           </w:tcPr>
           <w:p>
@@ -13913,7 +13945,7 @@
         </w:tc>
         <w:tc>
           <w:tcPr>
-            <w:tcW w:w="1726" w:type="dxa"/>
+            <w:tcW w:w="5379" w:type="dxa"/>
             <w:vAlign w:val="center"/>
           </w:tcPr>
           <w:p>
@@ -13926,6 +13958,7 @@
               </w:tabs>
               <w:spacing w:line="276" w:lineRule="auto"/>
               <w:ind w:left="0"/>
+              <w:jc w:val="both"/>
               <w:rPr>
                 <w:rFonts w:ascii="Arial Nova Cond" w:eastAsia="Calibri" w:hAnsi="Arial Nova Cond" w:cs="Times New Roman"/>
                 <w:color w:val="000000" w:themeColor="text1"/>
@@ -13941,48 +13974,13 @@
                 <w:szCs w:val="20"/>
                 <w:lang w:val="es-ES_tradnl"/>
               </w:rPr>
-              <w:t>{{problemapotencialidad8}}</w:t>
-            </w:r>
-          </w:p>
-        </w:tc>
-        <w:tc>
-          <w:tcPr>
-            <w:tcW w:w="6169" w:type="dxa"/>
-            <w:vAlign w:val="center"/>
-          </w:tcPr>
-          <w:p>
-            <w:pPr>
-              <w:pStyle w:val="Prrafodelista"/>
-              <w:tabs>
-                <w:tab w:val="left" w:pos="0"/>
-                <w:tab w:val="left" w:pos="142"/>
-                <w:tab w:val="left" w:pos="284"/>
-              </w:tabs>
-              <w:spacing w:line="276" w:lineRule="auto"/>
-              <w:ind w:left="0"/>
-              <w:jc w:val="both"/>
-              <w:rPr>
-                <w:rFonts w:ascii="Arial Nova Cond" w:eastAsia="Calibri" w:hAnsi="Arial Nova Cond" w:cs="Times New Roman"/>
-                <w:color w:val="000000" w:themeColor="text1"/>
-                <w:sz w:val="20"/>
-                <w:szCs w:val="20"/>
-                <w:lang w:val="es-ES_tradnl"/>
-              </w:rPr>
-            </w:pPr>
-            <w:r>
-              <w:rPr>
-                <w:rFonts w:ascii="Arial Nova Cond" w:eastAsia="Calibri" w:hAnsi="Arial Nova Cond" w:cs="Times New Roman"/>
-                <w:sz w:val="20"/>
-                <w:szCs w:val="20"/>
-                <w:lang w:val="es-ES_tradnl"/>
-              </w:rPr>
               <w:t>{{situacionsignificativa8}}</w:t>
             </w:r>
           </w:p>
         </w:tc>
         <w:tc>
           <w:tcPr>
-            <w:tcW w:w="2015" w:type="dxa"/>
+            <w:tcW w:w="1984" w:type="dxa"/>
             <w:vAlign w:val="center"/>
           </w:tcPr>
           <w:p>
@@ -14012,7 +14010,7 @@
         </w:tc>
         <w:tc>
           <w:tcPr>
-            <w:tcW w:w="1634" w:type="dxa"/>
+            <w:tcW w:w="2693" w:type="dxa"/>
             <w:vAlign w:val="center"/>
           </w:tcPr>
           <w:p>
@@ -14037,13 +14035,13 @@
                 <w:sz w:val="20"/>
                 <w:szCs w:val="20"/>
               </w:rPr>
-              <w:t>{{competencias8}}</w:t>
-            </w:r>
-          </w:p>
-        </w:tc>
-        <w:tc>
-          <w:tcPr>
-            <w:tcW w:w="1337" w:type="dxa"/>
+              <w:t>{{campotematico8}}</w:t>
+            </w:r>
+          </w:p>
+        </w:tc>
+        <w:tc>
+          <w:tcPr>
+            <w:tcW w:w="1560" w:type="dxa"/>
             <w:vAlign w:val="center"/>
           </w:tcPr>
           <w:p>
@@ -14051,7 +14049,7 @@
               <w:autoSpaceDE w:val="0"/>
               <w:autoSpaceDN w:val="0"/>
               <w:adjustRightInd w:val="0"/>
-              <w:jc w:val="center"/>
+              <w:jc w:val="both"/>
               <w:rPr>
                 <w:rFonts w:ascii="Arial Nova Cond" w:hAnsi="Arial Nova Cond" w:cs="Arial"/>
                 <w:color w:val="000000"/>
@@ -14068,6 +14066,37 @@
                 <w:sz w:val="20"/>
                 <w:szCs w:val="20"/>
               </w:rPr>
+              <w:t>{{competencias8}}</w:t>
+            </w:r>
+          </w:p>
+        </w:tc>
+        <w:tc>
+          <w:tcPr>
+            <w:tcW w:w="1399" w:type="dxa"/>
+            <w:vAlign w:val="center"/>
+          </w:tcPr>
+          <w:p>
+            <w:pPr>
+              <w:autoSpaceDE w:val="0"/>
+              <w:autoSpaceDN w:val="0"/>
+              <w:adjustRightInd w:val="0"/>
+              <w:jc w:val="both"/>
+              <w:rPr>
+                <w:rFonts w:ascii="Arial Nova Cond" w:hAnsi="Arial Nova Cond" w:cs="Arial"/>
+                <w:color w:val="000000"/>
+                <w:kern w:val="0"/>
+                <w:sz w:val="20"/>
+                <w:szCs w:val="20"/>
+              </w:rPr>
+            </w:pPr>
+            <w:r>
+              <w:rPr>
+                <w:rFonts w:ascii="Arial Nova Cond" w:hAnsi="Arial Nova Cond" w:cs="Arial"/>
+                <w:color w:val="000000"/>
+                <w:kern w:val="0"/>
+                <w:sz w:val="20"/>
+                <w:szCs w:val="20"/>
+              </w:rPr>
               <w:t>{{producto8}}</w:t>
             </w:r>
           </w:p>
@@ -14075,17 +14104,6 @@
       </w:tr>
       <w:bookmarkEnd w:id="1"/>
     </w:tbl>
-    <w:p>
-      <w:pPr>
-        <w:ind w:right="-455"/>
-        <w:rPr>
-          <w:rFonts w:ascii="Arial Nova Cond" w:hAnsi="Arial Nova Cond" w:cs="Times New Roman"/>
-          <w:b/>
-          <w:bCs/>
-          <w:color w:val="000000" w:themeColor="text1"/>
-        </w:rPr>
-      </w:pPr>
-    </w:p>
     <w:p>
       <w:pPr>
         <w:ind w:right="-455"/>
@@ -14121,6 +14139,7 @@
           <w:bCs/>
           <w:color w:val="000000" w:themeColor="text1"/>
         </w:rPr>
+        <w:lastRenderedPageBreak/>
         <w:t xml:space="preserve">ORGANIZACIÓN DE LOS PROPÓSITOS DE APRENDIZAJE: </w:t>
       </w:r>
     </w:p>
@@ -27390,7 +27409,7 @@
 </file>
 
 <file path=word/endnotes.xml><?xml version="1.0" encoding="utf-8"?>
-<w:endnotes xmlns:wpc="http://schemas.microsoft.com/office/word/2010/wordprocessingCanvas" xmlns:cx="http://schemas.microsoft.com/office/drawing/2014/chartex" xmlns:cx1="http://schemas.microsoft.com/office/drawing/2015/9/8/chartex" xmlns:cx2="http://schemas.microsoft.com/office/drawing/2015/10/21/chartex" xmlns:cx3="http://schemas.microsoft.com/office/drawing/2016/5/9/chartex" xmlns:cx4="http://schemas.microsoft.com/office/drawing/2016/5/10/chartex" xmlns:cx5="http://schemas.microsoft.com/office/drawing/2016/5/11/chartex" xmlns:cx6="http://schemas.microsoft.com/office/drawing/2016/5/12/chartex" xmlns:cx7="http://schemas.microsoft.com/office/drawing/2016/5/13/chartex" xmlns:cx8="http://schemas.microsoft.com/office/drawing/2016/5/14/chartex" xmlns:mc="http://schemas.openxmlformats.org/markup-compatibility/2006" xmlns:aink="http://schemas.microsoft.com/office/drawing/2016/ink" xmlns:am3d="http://schemas.microsoft.com/office/drawing/2017/model3d" xmlns:o="urn:schemas-microsoft-com:office:office" xmlns:oel="http://schemas.microsoft.com/office/2019/extlst" xmlns:r="http://schemas.openxmlformats.org/officeDocument/2006/relationships" xmlns:m="http://schemas.openxmlformats.org/officeDocument/2006/math" xmlns:v="urn:schemas-microsoft-com:vml" xmlns:wp14="http://schemas.microsoft.com/office/word/2010/wordprocessingDrawing" xmlns:wp="http://schemas.openxmlformats.org/drawingml/2006/wordprocessingDrawing" xmlns:w10="urn:schemas-microsoft-com:office:word" xmlns:w="http://schemas.openxmlformats.org/wordprocessingml/2006/main" xmlns:w14="http://schemas.microsoft.com/office/word/2010/wordml" xmlns:w15="http://schemas.microsoft.com/office/word/2012/wordml" xmlns:w16cex="http://schemas.microsoft.com/office/word/2018/wordml/cex" xmlns:w16cid="http://schemas.microsoft.com/office/word/2016/wordml/cid" xmlns:w16="http://schemas.microsoft.com/office/word/2018/wordml" xmlns:w16du="http://schemas.microsoft.com/office/word/2023/wordml/word16du" xmlns:w16sdtdh="http://schemas.microsoft.com/office/word/2020/wordml/sdtdatahash" xmlns:w16se="http://schemas.microsoft.com/office/word/2015/wordml/symex" xmlns:wpg="http://schemas.microsoft.com/office/word/2010/wordprocessingGroup" xmlns:wpi="http://schemas.microsoft.com/office/word/2010/wordprocessingInk" xmlns:wne="http://schemas.microsoft.com/office/word/2006/wordml" xmlns:wps="http://schemas.microsoft.com/office/word/2010/wordprocessingShape" mc:Ignorable="w14 w15 w16se w16cid w16 w16cex w16sdtdh w16du wp14">
+<w:endnotes xmlns:wpc="http://schemas.microsoft.com/office/word/2010/wordprocessingCanvas" xmlns:cx="http://schemas.microsoft.com/office/drawing/2014/chartex" xmlns:cx1="http://schemas.microsoft.com/office/drawing/2015/9/8/chartex" xmlns:cx2="http://schemas.microsoft.com/office/drawing/2015/10/21/chartex" xmlns:cx3="http://schemas.microsoft.com/office/drawing/2016/5/9/chartex" xmlns:cx4="http://schemas.microsoft.com/office/drawing/2016/5/10/chartex" xmlns:cx5="http://schemas.microsoft.com/office/drawing/2016/5/11/chartex" xmlns:cx6="http://schemas.microsoft.com/office/drawing/2016/5/12/chartex" xmlns:cx7="http://schemas.microsoft.com/office/drawing/2016/5/13/chartex" xmlns:cx8="http://schemas.microsoft.com/office/drawing/2016/5/14/chartex" xmlns:mc="http://schemas.openxmlformats.org/markup-compatibility/2006" xmlns:aink="http://schemas.microsoft.com/office/drawing/2016/ink" xmlns:am3d="http://schemas.microsoft.com/office/drawing/2017/model3d" xmlns:o="urn:schemas-microsoft-com:office:office" xmlns:oel="http://schemas.microsoft.com/office/2019/extlst" xmlns:r="http://schemas.openxmlformats.org/officeDocument/2006/relationships" xmlns:m="http://schemas.openxmlformats.org/officeDocument/2006/math" xmlns:v="urn:schemas-microsoft-com:vml" xmlns:wp14="http://schemas.microsoft.com/office/word/2010/wordprocessingDrawing" xmlns:wp="http://schemas.openxmlformats.org/drawingml/2006/wordprocessingDrawing" xmlns:w10="urn:schemas-microsoft-com:office:word" xmlns:w="http://schemas.openxmlformats.org/wordprocessingml/2006/main" xmlns:w14="http://schemas.microsoft.com/office/word/2010/wordml" xmlns:w15="http://schemas.microsoft.com/office/word/2012/wordml" xmlns:w16cex="http://schemas.microsoft.com/office/word/2018/wordml/cex" xmlns:w16cid="http://schemas.microsoft.com/office/word/2016/wordml/cid" xmlns:w16="http://schemas.microsoft.com/office/word/2018/wordml" xmlns:w16du="http://schemas.microsoft.com/office/word/2023/wordml/word16du" xmlns:w16sdtdh="http://schemas.microsoft.com/office/word/2020/wordml/sdtdatahash" xmlns:w16sdtfl="http://schemas.microsoft.com/office/word/2024/wordml/sdtformatlock" xmlns:w16se="http://schemas.microsoft.com/office/word/2015/wordml/symex" xmlns:wpg="http://schemas.microsoft.com/office/word/2010/wordprocessingGroup" xmlns:wpi="http://schemas.microsoft.com/office/word/2010/wordprocessingInk" xmlns:wne="http://schemas.microsoft.com/office/word/2006/wordml" xmlns:wps="http://schemas.microsoft.com/office/word/2010/wordprocessingShape" mc:Ignorable="w14 w15 w16se w16cid w16 w16cex w16sdtdh w16sdtfl w16du wp14">
   <w:endnote w:type="separator" w:id="-1">
     <w:p>
       <w:pPr>
@@ -27415,7 +27434,7 @@
 </file>
 
 <file path=word/footer1.xml><?xml version="1.0" encoding="utf-8"?>
-<w:ftr xmlns:wpc="http://schemas.microsoft.com/office/word/2010/wordprocessingCanvas" xmlns:cx="http://schemas.microsoft.com/office/drawing/2014/chartex" xmlns:cx1="http://schemas.microsoft.com/office/drawing/2015/9/8/chartex" xmlns:cx2="http://schemas.microsoft.com/office/drawing/2015/10/21/chartex" xmlns:cx3="http://schemas.microsoft.com/office/drawing/2016/5/9/chartex" xmlns:cx4="http://schemas.microsoft.com/office/drawing/2016/5/10/chartex" xmlns:cx5="http://schemas.microsoft.com/office/drawing/2016/5/11/chartex" xmlns:cx6="http://schemas.microsoft.com/office/drawing/2016/5/12/chartex" xmlns:cx7="http://schemas.microsoft.com/office/drawing/2016/5/13/chartex" xmlns:cx8="http://schemas.microsoft.com/office/drawing/2016/5/14/chartex" xmlns:mc="http://schemas.openxmlformats.org/markup-compatibility/2006" xmlns:aink="http://schemas.microsoft.com/office/drawing/2016/ink" xmlns:am3d="http://schemas.microsoft.com/office/drawing/2017/model3d" xmlns:o="urn:schemas-microsoft-com:office:office" xmlns:oel="http://schemas.microsoft.com/office/2019/extlst" xmlns:r="http://schemas.openxmlformats.org/officeDocument/2006/relationships" xmlns:m="http://schemas.openxmlformats.org/officeDocument/2006/math" xmlns:v="urn:schemas-microsoft-com:vml" xmlns:wp14="http://schemas.microsoft.com/office/word/2010/wordprocessingDrawing" xmlns:wp="http://schemas.openxmlformats.org/drawingml/2006/wordprocessingDrawing" xmlns:w10="urn:schemas-microsoft-com:office:word" xmlns:w="http://schemas.openxmlformats.org/wordprocessingml/2006/main" xmlns:w14="http://schemas.microsoft.com/office/word/2010/wordml" xmlns:w15="http://schemas.microsoft.com/office/word/2012/wordml" xmlns:w16cex="http://schemas.microsoft.com/office/word/2018/wordml/cex" xmlns:w16cid="http://schemas.microsoft.com/office/word/2016/wordml/cid" xmlns:w16="http://schemas.microsoft.com/office/word/2018/wordml" xmlns:w16du="http://schemas.microsoft.com/office/word/2023/wordml/word16du" xmlns:w16sdtdh="http://schemas.microsoft.com/office/word/2020/wordml/sdtdatahash" xmlns:w16se="http://schemas.microsoft.com/office/word/2015/wordml/symex" xmlns:wpg="http://schemas.microsoft.com/office/word/2010/wordprocessingGroup" xmlns:wpi="http://schemas.microsoft.com/office/word/2010/wordprocessingInk" xmlns:wne="http://schemas.microsoft.com/office/word/2006/wordml" xmlns:wps="http://schemas.microsoft.com/office/word/2010/wordprocessingShape" mc:Ignorable="w14 w15 w16se w16cid w16 w16cex w16sdtdh w16du wp14">
+<w:ftr xmlns:wpc="http://schemas.microsoft.com/office/word/2010/wordprocessingCanvas" xmlns:cx="http://schemas.microsoft.com/office/drawing/2014/chartex" xmlns:cx1="http://schemas.microsoft.com/office/drawing/2015/9/8/chartex" xmlns:cx2="http://schemas.microsoft.com/office/drawing/2015/10/21/chartex" xmlns:cx3="http://schemas.microsoft.com/office/drawing/2016/5/9/chartex" xmlns:cx4="http://schemas.microsoft.com/office/drawing/2016/5/10/chartex" xmlns:cx5="http://schemas.microsoft.com/office/drawing/2016/5/11/chartex" xmlns:cx6="http://schemas.microsoft.com/office/drawing/2016/5/12/chartex" xmlns:cx7="http://schemas.microsoft.com/office/drawing/2016/5/13/chartex" xmlns:cx8="http://schemas.microsoft.com/office/drawing/2016/5/14/chartex" xmlns:mc="http://schemas.openxmlformats.org/markup-compatibility/2006" xmlns:aink="http://schemas.microsoft.com/office/drawing/2016/ink" xmlns:am3d="http://schemas.microsoft.com/office/drawing/2017/model3d" xmlns:o="urn:schemas-microsoft-com:office:office" xmlns:oel="http://schemas.microsoft.com/office/2019/extlst" xmlns:r="http://schemas.openxmlformats.org/officeDocument/2006/relationships" xmlns:m="http://schemas.openxmlformats.org/officeDocument/2006/math" xmlns:v="urn:schemas-microsoft-com:vml" xmlns:wp14="http://schemas.microsoft.com/office/word/2010/wordprocessingDrawing" xmlns:wp="http://schemas.openxmlformats.org/drawingml/2006/wordprocessingDrawing" xmlns:w10="urn:schemas-microsoft-com:office:word" xmlns:w="http://schemas.openxmlformats.org/wordprocessingml/2006/main" xmlns:w14="http://schemas.microsoft.com/office/word/2010/wordml" xmlns:w15="http://schemas.microsoft.com/office/word/2012/wordml" xmlns:w16cex="http://schemas.microsoft.com/office/word/2018/wordml/cex" xmlns:w16cid="http://schemas.microsoft.com/office/word/2016/wordml/cid" xmlns:w16="http://schemas.microsoft.com/office/word/2018/wordml" xmlns:w16du="http://schemas.microsoft.com/office/word/2023/wordml/word16du" xmlns:w16sdtdh="http://schemas.microsoft.com/office/word/2020/wordml/sdtdatahash" xmlns:w16sdtfl="http://schemas.microsoft.com/office/word/2024/wordml/sdtformatlock" xmlns:w16se="http://schemas.microsoft.com/office/word/2015/wordml/symex" xmlns:wpg="http://schemas.microsoft.com/office/word/2010/wordprocessingGroup" xmlns:wpi="http://schemas.microsoft.com/office/word/2010/wordprocessingInk" xmlns:wne="http://schemas.microsoft.com/office/word/2006/wordml" xmlns:wps="http://schemas.microsoft.com/office/word/2010/wordprocessingShape" mc:Ignorable="w14 w15 w16se w16cid w16 w16cex w16sdtdh w16sdtfl w16du wp14">
   <w:p>
     <w:pPr>
       <w:pStyle w:val="Piedepgina"/>
@@ -27920,7 +27939,7 @@
 </file>
 
 <file path=word/footnotes.xml><?xml version="1.0" encoding="utf-8"?>
-<w:footnotes xmlns:wpc="http://schemas.microsoft.com/office/word/2010/wordprocessingCanvas" xmlns:cx="http://schemas.microsoft.com/office/drawing/2014/chartex" xmlns:cx1="http://schemas.microsoft.com/office/drawing/2015/9/8/chartex" xmlns:cx2="http://schemas.microsoft.com/office/drawing/2015/10/21/chartex" xmlns:cx3="http://schemas.microsoft.com/office/drawing/2016/5/9/chartex" xmlns:cx4="http://schemas.microsoft.com/office/drawing/2016/5/10/chartex" xmlns:cx5="http://schemas.microsoft.com/office/drawing/2016/5/11/chartex" xmlns:cx6="http://schemas.microsoft.com/office/drawing/2016/5/12/chartex" xmlns:cx7="http://schemas.microsoft.com/office/drawing/2016/5/13/chartex" xmlns:cx8="http://schemas.microsoft.com/office/drawing/2016/5/14/chartex" xmlns:mc="http://schemas.openxmlformats.org/markup-compatibility/2006" xmlns:aink="http://schemas.microsoft.com/office/drawing/2016/ink" xmlns:am3d="http://schemas.microsoft.com/office/drawing/2017/model3d" xmlns:o="urn:schemas-microsoft-com:office:office" xmlns:oel="http://schemas.microsoft.com/office/2019/extlst" xmlns:r="http://schemas.openxmlformats.org/officeDocument/2006/relationships" xmlns:m="http://schemas.openxmlformats.org/officeDocument/2006/math" xmlns:v="urn:schemas-microsoft-com:vml" xmlns:wp14="http://schemas.microsoft.com/office/word/2010/wordprocessingDrawing" xmlns:wp="http://schemas.openxmlformats.org/drawingml/2006/wordprocessingDrawing" xmlns:w10="urn:schemas-microsoft-com:office:word" xmlns:w="http://schemas.openxmlformats.org/wordprocessingml/2006/main" xmlns:w14="http://schemas.microsoft.com/office/word/2010/wordml" xmlns:w15="http://schemas.microsoft.com/office/word/2012/wordml" xmlns:w16cex="http://schemas.microsoft.com/office/word/2018/wordml/cex" xmlns:w16cid="http://schemas.microsoft.com/office/word/2016/wordml/cid" xmlns:w16="http://schemas.microsoft.com/office/word/2018/wordml" xmlns:w16du="http://schemas.microsoft.com/office/word/2023/wordml/word16du" xmlns:w16sdtdh="http://schemas.microsoft.com/office/word/2020/wordml/sdtdatahash" xmlns:w16se="http://schemas.microsoft.com/office/word/2015/wordml/symex" xmlns:wpg="http://schemas.microsoft.com/office/word/2010/wordprocessingGroup" xmlns:wpi="http://schemas.microsoft.com/office/word/2010/wordprocessingInk" xmlns:wne="http://schemas.microsoft.com/office/word/2006/wordml" xmlns:wps="http://schemas.microsoft.com/office/word/2010/wordprocessingShape" mc:Ignorable="w14 w15 w16se w16cid w16 w16cex w16sdtdh w16du wp14">
+<w:footnotes xmlns:wpc="http://schemas.microsoft.com/office/word/2010/wordprocessingCanvas" xmlns:cx="http://schemas.microsoft.com/office/drawing/2014/chartex" xmlns:cx1="http://schemas.microsoft.com/office/drawing/2015/9/8/chartex" xmlns:cx2="http://schemas.microsoft.com/office/drawing/2015/10/21/chartex" xmlns:cx3="http://schemas.microsoft.com/office/drawing/2016/5/9/chartex" xmlns:cx4="http://schemas.microsoft.com/office/drawing/2016/5/10/chartex" xmlns:cx5="http://schemas.microsoft.com/office/drawing/2016/5/11/chartex" xmlns:cx6="http://schemas.microsoft.com/office/drawing/2016/5/12/chartex" xmlns:cx7="http://schemas.microsoft.com/office/drawing/2016/5/13/chartex" xmlns:cx8="http://schemas.microsoft.com/office/drawing/2016/5/14/chartex" xmlns:mc="http://schemas.openxmlformats.org/markup-compatibility/2006" xmlns:aink="http://schemas.microsoft.com/office/drawing/2016/ink" xmlns:am3d="http://schemas.microsoft.com/office/drawing/2017/model3d" xmlns:o="urn:schemas-microsoft-com:office:office" xmlns:oel="http://schemas.microsoft.com/office/2019/extlst" xmlns:r="http://schemas.openxmlformats.org/officeDocument/2006/relationships" xmlns:m="http://schemas.openxmlformats.org/officeDocument/2006/math" xmlns:v="urn:schemas-microsoft-com:vml" xmlns:wp14="http://schemas.microsoft.com/office/word/2010/wordprocessingDrawing" xmlns:wp="http://schemas.openxmlformats.org/drawingml/2006/wordprocessingDrawing" xmlns:w10="urn:schemas-microsoft-com:office:word" xmlns:w="http://schemas.openxmlformats.org/wordprocessingml/2006/main" xmlns:w14="http://schemas.microsoft.com/office/word/2010/wordml" xmlns:w15="http://schemas.microsoft.com/office/word/2012/wordml" xmlns:w16cex="http://schemas.microsoft.com/office/word/2018/wordml/cex" xmlns:w16cid="http://schemas.microsoft.com/office/word/2016/wordml/cid" xmlns:w16="http://schemas.microsoft.com/office/word/2018/wordml" xmlns:w16du="http://schemas.microsoft.com/office/word/2023/wordml/word16du" xmlns:w16sdtdh="http://schemas.microsoft.com/office/word/2020/wordml/sdtdatahash" xmlns:w16sdtfl="http://schemas.microsoft.com/office/word/2024/wordml/sdtformatlock" xmlns:w16se="http://schemas.microsoft.com/office/word/2015/wordml/symex" xmlns:wpg="http://schemas.microsoft.com/office/word/2010/wordprocessingGroup" xmlns:wpi="http://schemas.microsoft.com/office/word/2010/wordprocessingInk" xmlns:wne="http://schemas.microsoft.com/office/word/2006/wordml" xmlns:wps="http://schemas.microsoft.com/office/word/2010/wordprocessingShape" mc:Ignorable="w14 w15 w16se w16cid w16 w16cex w16sdtdh w16sdtfl w16du wp14">
   <w:footnote w:type="separator" w:id="-1">
     <w:p>
       <w:pPr>
@@ -27945,7 +27964,7 @@
 </file>
 
 <file path=word/header1.xml><?xml version="1.0" encoding="utf-8"?>
-<w:hdr xmlns:wpc="http://schemas.microsoft.com/office/word/2010/wordprocessingCanvas" xmlns:cx="http://schemas.microsoft.com/office/drawing/2014/chartex" xmlns:cx1="http://schemas.microsoft.com/office/drawing/2015/9/8/chartex" xmlns:cx2="http://schemas.microsoft.com/office/drawing/2015/10/21/chartex" xmlns:cx3="http://schemas.microsoft.com/office/drawing/2016/5/9/chartex" xmlns:cx4="http://schemas.microsoft.com/office/drawing/2016/5/10/chartex" xmlns:cx5="http://schemas.microsoft.com/office/drawing/2016/5/11/chartex" xmlns:cx6="http://schemas.microsoft.com/office/drawing/2016/5/12/chartex" xmlns:cx7="http://schemas.microsoft.com/office/drawing/2016/5/13/chartex" xmlns:cx8="http://schemas.microsoft.com/office/drawing/2016/5/14/chartex" xmlns:mc="http://schemas.openxmlformats.org/markup-compatibility/2006" xmlns:aink="http://schemas.microsoft.com/office/drawing/2016/ink" xmlns:am3d="http://schemas.microsoft.com/office/drawing/2017/model3d" xmlns:o="urn:schemas-microsoft-com:office:office" xmlns:oel="http://schemas.microsoft.com/office/2019/extlst" xmlns:r="http://schemas.openxmlformats.org/officeDocument/2006/relationships" xmlns:m="http://schemas.openxmlformats.org/officeDocument/2006/math" xmlns:v="urn:schemas-microsoft-com:vml" xmlns:wp14="http://schemas.microsoft.com/office/word/2010/wordprocessingDrawing" xmlns:wp="http://schemas.openxmlformats.org/drawingml/2006/wordprocessingDrawing" xmlns:w10="urn:schemas-microsoft-com:office:word" xmlns:w="http://schemas.openxmlformats.org/wordprocessingml/2006/main" xmlns:w14="http://schemas.microsoft.com/office/word/2010/wordml" xmlns:w15="http://schemas.microsoft.com/office/word/2012/wordml" xmlns:w16cex="http://schemas.microsoft.com/office/word/2018/wordml/cex" xmlns:w16cid="http://schemas.microsoft.com/office/word/2016/wordml/cid" xmlns:w16="http://schemas.microsoft.com/office/word/2018/wordml" xmlns:w16du="http://schemas.microsoft.com/office/word/2023/wordml/word16du" xmlns:w16sdtdh="http://schemas.microsoft.com/office/word/2020/wordml/sdtdatahash" xmlns:w16se="http://schemas.microsoft.com/office/word/2015/wordml/symex" xmlns:wpg="http://schemas.microsoft.com/office/word/2010/wordprocessingGroup" xmlns:wpi="http://schemas.microsoft.com/office/word/2010/wordprocessingInk" xmlns:wne="http://schemas.microsoft.com/office/word/2006/wordml" xmlns:wps="http://schemas.microsoft.com/office/word/2010/wordprocessingShape" mc:Ignorable="w14 w15 w16se w16cid w16 w16cex w16sdtdh w16du wp14">
+<w:hdr xmlns:wpc="http://schemas.microsoft.com/office/word/2010/wordprocessingCanvas" xmlns:cx="http://schemas.microsoft.com/office/drawing/2014/chartex" xmlns:cx1="http://schemas.microsoft.com/office/drawing/2015/9/8/chartex" xmlns:cx2="http://schemas.microsoft.com/office/drawing/2015/10/21/chartex" xmlns:cx3="http://schemas.microsoft.com/office/drawing/2016/5/9/chartex" xmlns:cx4="http://schemas.microsoft.com/office/drawing/2016/5/10/chartex" xmlns:cx5="http://schemas.microsoft.com/office/drawing/2016/5/11/chartex" xmlns:cx6="http://schemas.microsoft.com/office/drawing/2016/5/12/chartex" xmlns:cx7="http://schemas.microsoft.com/office/drawing/2016/5/13/chartex" xmlns:cx8="http://schemas.microsoft.com/office/drawing/2016/5/14/chartex" xmlns:mc="http://schemas.openxmlformats.org/markup-compatibility/2006" xmlns:aink="http://schemas.microsoft.com/office/drawing/2016/ink" xmlns:am3d="http://schemas.microsoft.com/office/drawing/2017/model3d" xmlns:o="urn:schemas-microsoft-com:office:office" xmlns:oel="http://schemas.microsoft.com/office/2019/extlst" xmlns:r="http://schemas.openxmlformats.org/officeDocument/2006/relationships" xmlns:m="http://schemas.openxmlformats.org/officeDocument/2006/math" xmlns:v="urn:schemas-microsoft-com:vml" xmlns:wp14="http://schemas.microsoft.com/office/word/2010/wordprocessingDrawing" xmlns:wp="http://schemas.openxmlformats.org/drawingml/2006/wordprocessingDrawing" xmlns:w10="urn:schemas-microsoft-com:office:word" xmlns:w="http://schemas.openxmlformats.org/wordprocessingml/2006/main" xmlns:w14="http://schemas.microsoft.com/office/word/2010/wordml" xmlns:w15="http://schemas.microsoft.com/office/word/2012/wordml" xmlns:w16cex="http://schemas.microsoft.com/office/word/2018/wordml/cex" xmlns:w16cid="http://schemas.microsoft.com/office/word/2016/wordml/cid" xmlns:w16="http://schemas.microsoft.com/office/word/2018/wordml" xmlns:w16du="http://schemas.microsoft.com/office/word/2023/wordml/word16du" xmlns:w16sdtdh="http://schemas.microsoft.com/office/word/2020/wordml/sdtdatahash" xmlns:w16sdtfl="http://schemas.microsoft.com/office/word/2024/wordml/sdtformatlock" xmlns:w16se="http://schemas.microsoft.com/office/word/2015/wordml/symex" xmlns:wpg="http://schemas.microsoft.com/office/word/2010/wordprocessingGroup" xmlns:wpi="http://schemas.microsoft.com/office/word/2010/wordprocessingInk" xmlns:wne="http://schemas.microsoft.com/office/word/2006/wordml" xmlns:wps="http://schemas.microsoft.com/office/word/2010/wordprocessingShape" mc:Ignorable="w14 w15 w16se w16cid w16 w16cex w16sdtdh w16sdtfl w16du wp14">
   <w:tbl>
     <w:tblPr>
       <w:tblStyle w:val="Tablaconcuadrcula"/>
@@ -28235,7 +28254,7 @@
 </file>
 
 <file path=word/numbering.xml><?xml version="1.0" encoding="utf-8"?>
-<w:numbering xmlns:wpc="http://schemas.microsoft.com/office/word/2010/wordprocessingCanvas" xmlns:cx="http://schemas.microsoft.com/office/drawing/2014/chartex" xmlns:cx1="http://schemas.microsoft.com/office/drawing/2015/9/8/chartex" xmlns:cx2="http://schemas.microsoft.com/office/drawing/2015/10/21/chartex" xmlns:cx3="http://schemas.microsoft.com/office/drawing/2016/5/9/chartex" xmlns:cx4="http://schemas.microsoft.com/office/drawing/2016/5/10/chartex" xmlns:cx5="http://schemas.microsoft.com/office/drawing/2016/5/11/chartex" xmlns:cx6="http://schemas.microsoft.com/office/drawing/2016/5/12/chartex" xmlns:cx7="http://schemas.microsoft.com/office/drawing/2016/5/13/chartex" xmlns:cx8="http://schemas.microsoft.com/office/drawing/2016/5/14/chartex" xmlns:mc="http://schemas.openxmlformats.org/markup-compatibility/2006" xmlns:aink="http://schemas.microsoft.com/office/drawing/2016/ink" xmlns:am3d="http://schemas.microsoft.com/office/drawing/2017/model3d" xmlns:o="urn:schemas-microsoft-com:office:office" xmlns:oel="http://schemas.microsoft.com/office/2019/extlst" xmlns:r="http://schemas.openxmlformats.org/officeDocument/2006/relationships" xmlns:m="http://schemas.openxmlformats.org/officeDocument/2006/math" xmlns:v="urn:schemas-microsoft-com:vml" xmlns:wp14="http://schemas.microsoft.com/office/word/2010/wordprocessingDrawing" xmlns:wp="http://schemas.openxmlformats.org/drawingml/2006/wordprocessingDrawing" xmlns:w10="urn:schemas-microsoft-com:office:word" xmlns:w="http://schemas.openxmlformats.org/wordprocessingml/2006/main" xmlns:w14="http://schemas.microsoft.com/office/word/2010/wordml" xmlns:w15="http://schemas.microsoft.com/office/word/2012/wordml" xmlns:w16cex="http://schemas.microsoft.com/office/word/2018/wordml/cex" xmlns:w16cid="http://schemas.microsoft.com/office/word/2016/wordml/cid" xmlns:w16="http://schemas.microsoft.com/office/word/2018/wordml" xmlns:w16du="http://schemas.microsoft.com/office/word/2023/wordml/word16du" xmlns:w16sdtdh="http://schemas.microsoft.com/office/word/2020/wordml/sdtdatahash" xmlns:w16se="http://schemas.microsoft.com/office/word/2015/wordml/symex" xmlns:wpg="http://schemas.microsoft.com/office/word/2010/wordprocessingGroup" xmlns:wpi="http://schemas.microsoft.com/office/word/2010/wordprocessingInk" xmlns:wne="http://schemas.microsoft.com/office/word/2006/wordml" xmlns:wps="http://schemas.microsoft.com/office/word/2010/wordprocessingShape" mc:Ignorable="w14 w15 w16se w16cid w16 w16cex w16sdtdh w16du wp14">
+<w:numbering xmlns:wpc="http://schemas.microsoft.com/office/word/2010/wordprocessingCanvas" xmlns:cx="http://schemas.microsoft.com/office/drawing/2014/chartex" xmlns:cx1="http://schemas.microsoft.com/office/drawing/2015/9/8/chartex" xmlns:cx2="http://schemas.microsoft.com/office/drawing/2015/10/21/chartex" xmlns:cx3="http://schemas.microsoft.com/office/drawing/2016/5/9/chartex" xmlns:cx4="http://schemas.microsoft.com/office/drawing/2016/5/10/chartex" xmlns:cx5="http://schemas.microsoft.com/office/drawing/2016/5/11/chartex" xmlns:cx6="http://schemas.microsoft.com/office/drawing/2016/5/12/chartex" xmlns:cx7="http://schemas.microsoft.com/office/drawing/2016/5/13/chartex" xmlns:cx8="http://schemas.microsoft.com/office/drawing/2016/5/14/chartex" xmlns:mc="http://schemas.openxmlformats.org/markup-compatibility/2006" xmlns:aink="http://schemas.microsoft.com/office/drawing/2016/ink" xmlns:am3d="http://schemas.microsoft.com/office/drawing/2017/model3d" xmlns:o="urn:schemas-microsoft-com:office:office" xmlns:oel="http://schemas.microsoft.com/office/2019/extlst" xmlns:r="http://schemas.openxmlformats.org/officeDocument/2006/relationships" xmlns:m="http://schemas.openxmlformats.org/officeDocument/2006/math" xmlns:v="urn:schemas-microsoft-com:vml" xmlns:wp14="http://schemas.microsoft.com/office/word/2010/wordprocessingDrawing" xmlns:wp="http://schemas.openxmlformats.org/drawingml/2006/wordprocessingDrawing" xmlns:w10="urn:schemas-microsoft-com:office:word" xmlns:w="http://schemas.openxmlformats.org/wordprocessingml/2006/main" xmlns:w14="http://schemas.microsoft.com/office/word/2010/wordml" xmlns:w15="http://schemas.microsoft.com/office/word/2012/wordml" xmlns:w16cex="http://schemas.microsoft.com/office/word/2018/wordml/cex" xmlns:w16cid="http://schemas.microsoft.com/office/word/2016/wordml/cid" xmlns:w16="http://schemas.microsoft.com/office/word/2018/wordml" xmlns:w16du="http://schemas.microsoft.com/office/word/2023/wordml/word16du" xmlns:w16sdtdh="http://schemas.microsoft.com/office/word/2020/wordml/sdtdatahash" xmlns:w16sdtfl="http://schemas.microsoft.com/office/word/2024/wordml/sdtformatlock" xmlns:w16se="http://schemas.microsoft.com/office/word/2015/wordml/symex" xmlns:wpg="http://schemas.microsoft.com/office/word/2010/wordprocessingGroup" xmlns:wpi="http://schemas.microsoft.com/office/word/2010/wordprocessingInk" xmlns:wne="http://schemas.microsoft.com/office/word/2006/wordml" xmlns:wps="http://schemas.microsoft.com/office/word/2010/wordprocessingShape" mc:Ignorable="w14 w15 w16se w16cid w16 w16cex w16sdtdh w16sdtfl w16du wp14">
   <w:abstractNum w:abstractNumId="0" w15:restartNumberingAfterBreak="0">
     <w:nsid w:val="05A65B82"/>
     <w:multiLevelType w:val="hybridMultilevel"/>
@@ -32291,7 +32310,7 @@
 </file>
 
 <file path=word/styles.xml><?xml version="1.0" encoding="utf-8"?>
-<w:styles xmlns:mc="http://schemas.openxmlformats.org/markup-compatibility/2006" xmlns:r="http://schemas.openxmlformats.org/officeDocument/2006/relationships" xmlns:w="http://schemas.openxmlformats.org/wordprocessingml/2006/main" xmlns:w14="http://schemas.microsoft.com/office/word/2010/wordml" xmlns:w15="http://schemas.microsoft.com/office/word/2012/wordml" xmlns:w16cex="http://schemas.microsoft.com/office/word/2018/wordml/cex" xmlns:w16cid="http://schemas.microsoft.com/office/word/2016/wordml/cid" xmlns:w16="http://schemas.microsoft.com/office/word/2018/wordml" xmlns:w16du="http://schemas.microsoft.com/office/word/2023/wordml/word16du" xmlns:w16sdtdh="http://schemas.microsoft.com/office/word/2020/wordml/sdtdatahash" xmlns:w16se="http://schemas.microsoft.com/office/word/2015/wordml/symex" mc:Ignorable="w14 w15 w16se w16cid w16 w16cex w16sdtdh w16du">
+<w:styles xmlns:mc="http://schemas.openxmlformats.org/markup-compatibility/2006" xmlns:r="http://schemas.openxmlformats.org/officeDocument/2006/relationships" xmlns:w="http://schemas.openxmlformats.org/wordprocessingml/2006/main" xmlns:w14="http://schemas.microsoft.com/office/word/2010/wordml" xmlns:w15="http://schemas.microsoft.com/office/word/2012/wordml" xmlns:w16cex="http://schemas.microsoft.com/office/word/2018/wordml/cex" xmlns:w16cid="http://schemas.microsoft.com/office/word/2016/wordml/cid" xmlns:w16="http://schemas.microsoft.com/office/word/2018/wordml" xmlns:w16du="http://schemas.microsoft.com/office/word/2023/wordml/word16du" xmlns:w16sdtdh="http://schemas.microsoft.com/office/word/2020/wordml/sdtdatahash" xmlns:w16sdtfl="http://schemas.microsoft.com/office/word/2024/wordml/sdtformatlock" xmlns:w16se="http://schemas.microsoft.com/office/word/2015/wordml/symex" mc:Ignorable="w14 w15 w16se w16cid w16 w16cex w16sdtdh w16sdtfl w16du">
   <w:docDefaults>
     <w:rPrDefault>
       <w:rPr>
@@ -33309,7 +33328,7 @@
       </w:tblBorders>
     </w:tblPr>
   </w:style>
-  <w:style w:type="character" w:styleId="Textoennegrita">
+  <w:style w:type="character" w:styleId="Fuerte">
     <w:name w:val="Strong"/>
     <w:basedOn w:val="Fuentedeprrafopredeter"/>
     <w:uiPriority w:val="22"/>
